--- a/러시아 인권변호사/9부/9부_9화_마리나.docx
+++ b/러시아 인권변호사/9부/9부_9화_마리나.docx
@@ -910,7 +910,7 @@
           <w:i w:val="0"/>
           <w:sz w:val="22"/>
         </w:rPr>
-        <w:t xml:space="preserve"> Пусть войдёт, Семёныч. И ведро переставь, оно не нужно уже третий год.</w:t>
+        <w:t xml:space="preserve"> Пусть войдёт, Семёныч. И ведро переставь, оно не нужно уже пятый год.</w:t>
       </w:r>
     </w:p>
     <w:p>
@@ -1087,7 +1087,7 @@
           <w:i w:val="0"/>
           <w:sz w:val="22"/>
         </w:rPr>
-        <w:t>Сухо. Третий год сухо. Это та самая школа. Мой сын сюда ходил, когда я передавала вам документы. Теперь он её окончил, а я всё хожу.</w:t>
+        <w:t>Сухо. Пятый год сухо. Это та самая школа. Мой сын сюда ходил, когда я передавала вам документы. Теперь он её окончил, а я всё хожу.</w:t>
       </w:r>
     </w:p>
     <w:p>
@@ -1491,7 +1491,7 @@
           <w:i w:val="0"/>
           <w:sz w:val="22"/>
         </w:rPr>
-        <w:t>Что откажу. Ирина Олеговна, вы знаете, где мы стоим? Это область, которая пять лет назад узнала, что у неё украли тридцать пять миллиардов. Потом узнала, что должна втрое больше, чем говорили. Я два года рассказываю людям, что мы будем отдавать долги, а не брать новые. Если я уеду сейчас — они решат, что я, как все, пересидела и пошла наверх.</w:t>
+        <w:t>Что откажу. Ирина Олеговна, вы знаете, где мы стоим? Это область, которая пять лет назад узнала, что у неё украли тридцать пять миллиардов. Потом узнала, что должна вдвое больше, чем говорили. Я два года рассказываю людям, что мы будем отдавать долги, а не брать новые. Если я уеду сейчас — они решат, что я, как все, пересидела и пошла наверх.</w:t>
       </w:r>
     </w:p>
     <w:p>

--- a/러시아 인권변호사/9부/9부_9화_마리나.docx
+++ b/러시아 인권변호사/9부/9부_9화_마리나.docx
@@ -134,7 +134,7 @@
           <w:i w:val="0"/>
           <w:sz w:val="22"/>
         </w:rPr>
-        <w:t>Скажите один раз и больше не надо, Катя. Мне от этих слов холодно.</w:t>
+        <w:t>Скажите один раз и больше не надо, Екатерина Ивановна. Мне от этих слов холодно.</w:t>
       </w:r>
     </w:p>
     <w:p>
@@ -486,7 +486,7 @@
           <w:i w:val="0"/>
           <w:sz w:val="22"/>
         </w:rPr>
-        <w:t>Мне — особенно. Катя, вы помните, как меня назначали? Алексей Николаевич сказал: «Я выбрал вас, потому что вы боитесь». Мне нужен человек, которого боюсь я. Совсем немного. Ровно настолько, чтобы не расслабиться.</w:t>
+        <w:t>Мне — особенно. Екатерина Ивановна, вы помните, как меня назначали? Алексей Николаевич сказал: «Я выбрал вас, потому что вы боитесь». Мне нужен человек, которого боюсь я. Совсем немного. Ровно настолько, чтобы не расслабиться.</w:t>
       </w:r>
     </w:p>
     <w:p>
@@ -828,7 +828,7 @@
           <w:i w:val="0"/>
           <w:sz w:val="22"/>
         </w:rPr>
-        <w:t>Решаю я за шесть минут, Катя. А вот объяснять человеку, почему он должен бросить то, что любит, — это дольше.</w:t>
+        <w:t>Решаю я за шесть минут, Екатерина Ивановна. А вот объяснять человеку, почему он должен бросить то, что любит, — это дольше.</w:t>
       </w:r>
     </w:p>
     <w:p>
@@ -1491,7 +1491,7 @@
           <w:i w:val="0"/>
           <w:sz w:val="22"/>
         </w:rPr>
-        <w:t>Что откажу. Ирина Олеговна, вы знаете, где мы стоим? Это область, которая пять лет назад узнала, что у неё украли тридцать пять миллиардов. Потом узнала, что должна вдвое больше, чем говорили. Я два года рассказываю людям, что мы будем отдавать долги, а не брать новые. Если я уеду сейчас — они решат, что я, как все, пересидела и пошла наверх.</w:t>
+        <w:t>Что откажу. Ирина Олеговна, вы знаете, где мы стоим? Это область, которая пять лет назад узнала, что у неё украли тридцать пять миллиардов. Потом узнала, что должна вдвое больше, чем говорили. Я три года рассказываю людям, что мы будем отдавать долги, а не брать новые. Если я уеду сейчас — они решат, что я, как все, пересидела и пошла наверх.</w:t>
       </w:r>
     </w:p>
     <w:p>
@@ -3104,7 +3104,7 @@
           <w:i w:val="0"/>
           <w:sz w:val="22"/>
         </w:rPr>
-        <w:t>Катя говорит то же самое. Видимо, у меня одно лицо на все случаи.</w:t>
+        <w:t>Екатерина Ивановна говорит то же самое. Видимо, у меня одно лицо на все случаи.</w:t>
       </w:r>
     </w:p>
     <w:p>
@@ -3308,7 +3308,7 @@
           <w:i w:val="0"/>
           <w:sz w:val="22"/>
         </w:rPr>
-        <w:t>Я сказала Кате почти то же самое.</w:t>
+        <w:t>Я сказала Екатерине Ивановне почти то же самое.</w:t>
       </w:r>
     </w:p>
     <w:p>
@@ -3502,7 +3502,7 @@
           <w:i w:val="0"/>
           <w:sz w:val="22"/>
         </w:rPr>
-        <w:t>Катя боится, что скажут: провинциалка берёт провинциалку.</w:t>
+        <w:t>Екатерина Ивановна боится, что скажут: провинциалка берёт провинциалку.</w:t>
       </w:r>
     </w:p>
     <w:p>
@@ -4297,7 +4297,7 @@
           <w:i w:val="0"/>
           <w:sz w:val="22"/>
         </w:rPr>
-        <w:t xml:space="preserve"> — 한국어 해설: 태어난 곳에서 쓸모 있는 사람이 된다는 뜻의 실제 속담. 행정실장 제안을 거절하며 마리나가 “나는 여기서 태어나 여기서 쓸모가 있었다”고 말할 때 쓴다. 이리나는 엔지니어였던 할아버지가 바로 그 태어난 도시에서 ‘쓸모 있을’ 기회를 빼앗겼다는 이야기로 받아, 지방 출신 두 사람이 왜 수도로 가야 하는지를 이 속담의 뒤집기로 설명한다 (장면 2).</w:t>
+        <w:t xml:space="preserve"> — 한국어 해설: 태어난 곳에서 쓸모 있는 사람이 된다는 뜻의 속담. 행정실장 제안을 거절하며 마리나가 “나는 여기서 태어나 여기서 쓸모가 있었다”고 말할 때 쓴다. 이리나는 엔지니어였던 할아버지가 바로 그 태어난 도시에서 ‘쓸모 있을’ 기회를 빼앗겼다는 이야기로 받아, 지방 출신 두 사람이 왜 수도로 가야 하는지를 이 속담의 뒤집기로 설명한다 (장면 2).</w:t>
       </w:r>
     </w:p>
     <w:p>
@@ -4320,7 +4320,7 @@
           <w:i w:val="0"/>
           <w:sz w:val="22"/>
         </w:rPr>
-        <w:t xml:space="preserve"> — 한국어 해설: 자리가 사람을 빛내는 것이 아니라 사람이 자리를 빛낸다는 실제 속담. “지방 출신이 지방 출신을 뽑는다”는 수군거림을 걱정하는 이리나에게 료샤가 건네며, 첫해 이 집무실이 자신을 짓눌렀던 것은 방이 아니라 ‘방이 곧 권력’이라 믿었던 자기 자신이었다고 고백한다. 마리나에게 권력은 “비 오는 날 학교 강당의 마른 천장”이라는 대비로 이어진다 (장면 4).</w:t>
+        <w:t xml:space="preserve"> — 한국어 해설: 자리가 사람을 빛내는 것이 아니라 사람이 자리를 빛낸다는 속담. “지방 출신이 지방 출신을 뽑는다”는 수군거림을 걱정하는 이리나에게 료샤가 건네며, 첫해 이 집무실이 자신을 짓눌렀던 것은 방이 아니라 ‘방이 곧 권력’이라 믿었던 자기 자신이었다고 고백한다. 마리나에게 권력은 “비 오는 날 학교 강당의 마른 천장”이라는 대비로 이어진다 (장면 4).</w:t>
       </w:r>
     </w:p>
     <w:p>

--- a/러시아 인권변호사/9부/9부_9화_마리나.docx
+++ b/러시아 인권변호사/9부/9부_9화_마리나.docx
@@ -36,7 +36,7 @@
           <w:i w:val="0"/>
           <w:sz w:val="22"/>
         </w:rPr>
-        <w:t>이리나 올레고브나 마르첸코(대통령 당선인) / 마리나 빅토로브나 젤레즈냐크(오네가주 주지사, 5부 4화의 내부 제보자) / 카탸 리시나(대통령 비서실 실무 총괄, 선거 기간 이리나의 공개 선거본부장) / 알렉세이 “료샤” 오를로프(퇴임을 앞둔 대통령) / 오네가 학교 관리인(단역) / 볼딘·그레벤시코프·이졸다·키릴(언급만)</w:t>
+        <w:t>이리나 올레고브나 마르첸코(대통령 당선인) / 마리나 빅토로브나 젤레즈냐크(오네가주 주지사, 5부 4화의 내부 제보자) / 카탸 리시나(대통령 비서실 실무 총괄, 선거 기간 이리나의 공개 선거본부장) / 알렉세이 “료샤” 오를로프(퇴임을 앞둔 대통령) / 오네가 학교 관리인(단역) / 볼딘·그레벤시코프·이졸다·키릴(언급만) / 마트베이(마리나의 아들, 16세, 기술학교 학생, 신규)</w:t>
       </w:r>
     </w:p>
     <w:p>
@@ -3048,22 +3048,13 @@
           <w:color w:val="1F3864"/>
           <w:sz w:val="26"/>
         </w:rPr>
-        <w:t>장면 4 — 대통령 집무실, 다음 날 저녁 — 료샤의 생각</w:t>
+        <w:t>장면 4 — 같은 부엌, 밤 — 모로시카 잼과 아들의 숙제</w:t>
       </w:r>
     </w:p>
     <w:p>
       <w:pPr>
         <w:spacing w:before="0" w:after="110" w:line="300" w:lineRule="auto"/>
       </w:pPr>
-      <w:r>
-        <w:rPr>
-          <w:rFonts w:ascii="Times New Roman" w:hAnsi="Times New Roman" w:eastAsia="Malgun Gothic"/>
-          <w:b/>
-          <w:i w:val="0"/>
-          <w:sz w:val="22"/>
-        </w:rPr>
-        <w:t xml:space="preserve">Лёша: </w:t>
-      </w:r>
       <w:r>
         <w:rPr>
           <w:rFonts w:ascii="Times New Roman" w:hAnsi="Times New Roman" w:eastAsia="Malgun Gothic"/>
@@ -3072,16 +3063,7 @@
           <w:color w:val="555555"/>
           <w:sz w:val="22"/>
         </w:rPr>
-        <w:t>(среди раскрытых коробок, откладывая стопку папок)</w:t>
-      </w:r>
-      <w:r>
-        <w:rPr>
-          <w:rFonts w:ascii="Times New Roman" w:hAnsi="Times New Roman" w:eastAsia="Malgun Gothic"/>
-          <w:b w:val="0"/>
-          <w:i w:val="0"/>
-          <w:sz w:val="22"/>
-        </w:rPr>
-        <w:t xml:space="preserve"> Ирина. Вы с поезда. У вас лицо человека, который решил и ждёт, пока остальные догонят.</w:t>
+        <w:t>(Хлопает входная дверь. В кухню заглядывает высокий парень с рюкзаком, куртка нараспашку.)</w:t>
       </w:r>
     </w:p>
     <w:p>
@@ -3095,7 +3077,7 @@
           <w:i w:val="0"/>
           <w:sz w:val="22"/>
         </w:rPr>
-        <w:t xml:space="preserve">Ирина: </w:t>
+        <w:t xml:space="preserve">Матвей: </w:t>
       </w:r>
       <w:r>
         <w:rPr>
@@ -3104,7 +3086,7 @@
           <w:i w:val="0"/>
           <w:sz w:val="22"/>
         </w:rPr>
-        <w:t>Екатерина Ивановна говорит то же самое. Видимо, у меня одно лицо на все случаи.</w:t>
+        <w:t>Мам, я… Ой. Здрасьте.</w:t>
       </w:r>
     </w:p>
     <w:p>
@@ -3118,7 +3100,7 @@
           <w:i w:val="0"/>
           <w:sz w:val="22"/>
         </w:rPr>
-        <w:t xml:space="preserve">Лёша: </w:t>
+        <w:t xml:space="preserve">Железняк: </w:t>
       </w:r>
       <w:r>
         <w:rPr>
@@ -3127,7 +3109,7 @@
           <w:i w:val="0"/>
           <w:sz w:val="22"/>
         </w:rPr>
-        <w:t>Одно. Честное. Садитесь. Чаю?</w:t>
+        <w:t>Матвей, это Ирина Олеговна. Ирина Олеговна — мой сын. Разувайся, не стой в дверях.</w:t>
       </w:r>
     </w:p>
     <w:p>
@@ -3141,30 +3123,7 @@
           <w:i w:val="0"/>
           <w:sz w:val="22"/>
         </w:rPr>
-        <w:t xml:space="preserve">Ирина: </w:t>
-      </w:r>
-      <w:r>
-        <w:rPr>
-          <w:rFonts w:ascii="Times New Roman" w:hAnsi="Times New Roman" w:eastAsia="Malgun Gothic"/>
-          <w:b w:val="0"/>
-          <w:i w:val="0"/>
-          <w:sz w:val="22"/>
-        </w:rPr>
-        <w:t>Потом. Я пришла сказать, а не спросить. Сегодня утром Марина Викторовна согласилась. Руководитель Аппарата.</w:t>
-      </w:r>
-    </w:p>
-    <w:p>
-      <w:pPr>
-        <w:spacing w:before="0" w:after="110" w:line="300" w:lineRule="auto"/>
-      </w:pPr>
-      <w:r>
-        <w:rPr>
-          <w:rFonts w:ascii="Times New Roman" w:hAnsi="Times New Roman" w:eastAsia="Malgun Gothic"/>
-          <w:b/>
-          <w:i w:val="0"/>
-          <w:sz w:val="22"/>
-        </w:rPr>
-        <w:t xml:space="preserve">Лёша: </w:t>
+        <w:t xml:space="preserve">Матвей: </w:t>
       </w:r>
       <w:r>
         <w:rPr>
@@ -3174,7 +3133,7 @@
           <w:color w:val="555555"/>
           <w:sz w:val="22"/>
         </w:rPr>
-        <w:t>(медленно садясь)</w:t>
+        <w:t>(узнаёт, замирает)</w:t>
       </w:r>
       <w:r>
         <w:rPr>
@@ -3183,7 +3142,7 @@
           <w:i w:val="0"/>
           <w:sz w:val="22"/>
         </w:rPr>
-        <w:t xml:space="preserve"> Железняк.</w:t>
+        <w:t xml:space="preserve"> Добрый… А вы… вы же…</w:t>
       </w:r>
     </w:p>
     <w:p>
@@ -3197,7 +3156,7 @@
           <w:i w:val="0"/>
           <w:sz w:val="22"/>
         </w:rPr>
-        <w:t xml:space="preserve">Ирина: </w:t>
+        <w:t xml:space="preserve">Железняк: </w:t>
       </w:r>
       <w:r>
         <w:rPr>
@@ -3206,7 +3165,7 @@
           <w:i w:val="0"/>
           <w:sz w:val="22"/>
         </w:rPr>
-        <w:t>Вы удивлены?</w:t>
+        <w:t>Она самая. Мы пьём чай. Котлеты на плите. Руки мыть.</w:t>
       </w:r>
     </w:p>
     <w:p>
@@ -3220,7 +3179,7 @@
           <w:i w:val="0"/>
           <w:sz w:val="22"/>
         </w:rPr>
-        <w:t xml:space="preserve">Лёша: </w:t>
+        <w:t xml:space="preserve">Матвей: </w:t>
       </w:r>
       <w:r>
         <w:rPr>
@@ -3229,7 +3188,7 @@
           <w:i w:val="0"/>
           <w:sz w:val="22"/>
         </w:rPr>
-        <w:t>Нет. Я удивлён, что вы пришли сказать. По нашим правилам вы не обязаны. Это ваше решение, не моё.</w:t>
+        <w:t>Мам, я не голодный, мы в столовой…</w:t>
       </w:r>
     </w:p>
     <w:p>
@@ -3243,7 +3202,7 @@
           <w:i w:val="0"/>
           <w:sz w:val="22"/>
         </w:rPr>
-        <w:t xml:space="preserve">Ирина: </w:t>
+        <w:t xml:space="preserve">Железняк: </w:t>
       </w:r>
       <w:r>
         <w:rPr>
@@ -3252,22 +3211,13 @@
           <w:i w:val="0"/>
           <w:sz w:val="22"/>
         </w:rPr>
-        <w:t>Я пришла не за разрешением. Я пришла, потому что вы её знаете дольше меня. Вы первым сказали ей: «Гарантирую вам полную защиту». Если хотите что-то сказать — сейчас. Потом будет поздно, и я не спрошу.</w:t>
+        <w:t>В столовой вы съели одну булочку на троих. Мой руки.</w:t>
       </w:r>
     </w:p>
     <w:p>
       <w:pPr>
         <w:spacing w:before="0" w:after="110" w:line="300" w:lineRule="auto"/>
       </w:pPr>
-      <w:r>
-        <w:rPr>
-          <w:rFonts w:ascii="Times New Roman" w:hAnsi="Times New Roman" w:eastAsia="Malgun Gothic"/>
-          <w:b/>
-          <w:i w:val="0"/>
-          <w:sz w:val="22"/>
-        </w:rPr>
-        <w:t xml:space="preserve">Лёша: </w:t>
-      </w:r>
       <w:r>
         <w:rPr>
           <w:rFonts w:ascii="Times New Roman" w:hAnsi="Times New Roman" w:eastAsia="Malgun Gothic"/>
@@ -3276,16 +3226,7 @@
           <w:color w:val="555555"/>
           <w:sz w:val="22"/>
         </w:rPr>
-        <w:t>(после паузы)</w:t>
-      </w:r>
-      <w:r>
-        <w:rPr>
-          <w:rFonts w:ascii="Times New Roman" w:hAnsi="Times New Roman" w:eastAsia="Malgun Gothic"/>
-          <w:b w:val="0"/>
-          <w:i w:val="0"/>
-          <w:sz w:val="22"/>
-        </w:rPr>
-        <w:t xml:space="preserve"> Что сказать… Я помню, как мне передали её звонок. Пять человек знали про фонд. Она понимала, что её вычислят за неделю. И всё равно — «сегодня, а не завтра». Тогда я подумал: вот человек, который боится правильно.</w:t>
+        <w:t>(Матвей, вздохнув, уходит в ванную.)</w:t>
       </w:r>
     </w:p>
     <w:p>
@@ -3299,122 +3240,7 @@
           <w:i w:val="0"/>
           <w:sz w:val="22"/>
         </w:rPr>
-        <w:t xml:space="preserve">Ирина: </w:t>
-      </w:r>
-      <w:r>
-        <w:rPr>
-          <w:rFonts w:ascii="Times New Roman" w:hAnsi="Times New Roman" w:eastAsia="Malgun Gothic"/>
-          <w:b w:val="0"/>
-          <w:i w:val="0"/>
-          <w:sz w:val="22"/>
-        </w:rPr>
-        <w:t>Я сказала Екатерине Ивановне почти то же самое.</w:t>
-      </w:r>
-    </w:p>
-    <w:p>
-      <w:pPr>
-        <w:spacing w:before="0" w:after="110" w:line="300" w:lineRule="auto"/>
-      </w:pPr>
-      <w:r>
-        <w:rPr>
-          <w:rFonts w:ascii="Times New Roman" w:hAnsi="Times New Roman" w:eastAsia="Malgun Gothic"/>
-          <w:b/>
-          <w:i w:val="0"/>
-          <w:sz w:val="22"/>
-        </w:rPr>
-        <w:t xml:space="preserve">Лёша: </w:t>
-      </w:r>
-      <w:r>
-        <w:rPr>
-          <w:rFonts w:ascii="Times New Roman" w:hAnsi="Times New Roman" w:eastAsia="Malgun Gothic"/>
-          <w:b w:val="0"/>
-          <w:i w:val="0"/>
-          <w:sz w:val="22"/>
-        </w:rPr>
-        <w:t>Значит, вы уже не нуждаетесь в моих словах. Хорошо. Скажу одно, что вам не понравится.</w:t>
-      </w:r>
-    </w:p>
-    <w:p>
-      <w:pPr>
-        <w:spacing w:before="0" w:after="110" w:line="300" w:lineRule="auto"/>
-      </w:pPr>
-      <w:r>
-        <w:rPr>
-          <w:rFonts w:ascii="Times New Roman" w:hAnsi="Times New Roman" w:eastAsia="Malgun Gothic"/>
-          <w:b/>
-          <w:i w:val="0"/>
-          <w:sz w:val="22"/>
-        </w:rPr>
-        <w:t xml:space="preserve">Ирина: </w:t>
-      </w:r>
-      <w:r>
-        <w:rPr>
-          <w:rFonts w:ascii="Times New Roman" w:hAnsi="Times New Roman" w:eastAsia="Malgun Gothic"/>
-          <w:b w:val="0"/>
-          <w:i w:val="0"/>
-          <w:sz w:val="22"/>
-        </w:rPr>
-        <w:t>Скажите.</w:t>
-      </w:r>
-    </w:p>
-    <w:p>
-      <w:pPr>
-        <w:spacing w:before="0" w:after="110" w:line="300" w:lineRule="auto"/>
-      </w:pPr>
-      <w:r>
-        <w:rPr>
-          <w:rFonts w:ascii="Times New Roman" w:hAnsi="Times New Roman" w:eastAsia="Malgun Gothic"/>
-          <w:b/>
-          <w:i w:val="0"/>
-          <w:sz w:val="22"/>
-        </w:rPr>
-        <w:t xml:space="preserve">Лёша: </w:t>
-      </w:r>
-      <w:r>
-        <w:rPr>
-          <w:rFonts w:ascii="Times New Roman" w:hAnsi="Times New Roman" w:eastAsia="Malgun Gothic"/>
-          <w:b w:val="0"/>
-          <w:i w:val="0"/>
-          <w:sz w:val="22"/>
-        </w:rPr>
-        <w:t>Она будет вас останавливать. Чаще, чем вы думаете. И не потому, что вы будете неправы, а потому, что она оттуда, где никому не верят на слово. Вам будет обидно. Вы будете думать: я же своя, я тоже из маленького города. А она будет смотреть на вас так же, как на отчёт о ремонте крыши.</w:t>
-      </w:r>
-    </w:p>
-    <w:p>
-      <w:pPr>
-        <w:spacing w:before="0" w:after="110" w:line="300" w:lineRule="auto"/>
-      </w:pPr>
-      <w:r>
-        <w:rPr>
-          <w:rFonts w:ascii="Times New Roman" w:hAnsi="Times New Roman" w:eastAsia="Malgun Gothic"/>
-          <w:b/>
-          <w:i w:val="0"/>
-          <w:sz w:val="22"/>
-        </w:rPr>
-        <w:t xml:space="preserve">Ирина: </w:t>
-      </w:r>
-      <w:r>
-        <w:rPr>
-          <w:rFonts w:ascii="Times New Roman" w:hAnsi="Times New Roman" w:eastAsia="Malgun Gothic"/>
-          <w:b w:val="0"/>
-          <w:i w:val="0"/>
-          <w:sz w:val="22"/>
-        </w:rPr>
-        <w:t>Я поставила ей условие — остановить меня хотя бы раз за первый год.</w:t>
-      </w:r>
-    </w:p>
-    <w:p>
-      <w:pPr>
-        <w:spacing w:before="0" w:after="110" w:line="300" w:lineRule="auto"/>
-      </w:pPr>
-      <w:r>
-        <w:rPr>
-          <w:rFonts w:ascii="Times New Roman" w:hAnsi="Times New Roman" w:eastAsia="Malgun Gothic"/>
-          <w:b/>
-          <w:i w:val="0"/>
-          <w:sz w:val="22"/>
-        </w:rPr>
-        <w:t xml:space="preserve">Лёша: </w:t>
+        <w:t xml:space="preserve">Железняк: </w:t>
       </w:r>
       <w:r>
         <w:rPr>
@@ -3424,7 +3250,7 @@
           <w:color w:val="555555"/>
           <w:sz w:val="22"/>
         </w:rPr>
-        <w:t>(смеясь)</w:t>
+        <w:t>(ставит на стол банку и розетки)</w:t>
       </w:r>
       <w:r>
         <w:rPr>
@@ -3433,7 +3259,7 @@
           <w:i w:val="0"/>
           <w:sz w:val="22"/>
         </w:rPr>
-        <w:t xml:space="preserve"> Одного раза не будет. Будет десять. И девять вы потом признаете.</w:t>
+        <w:t xml:space="preserve"> Ирина Олеговна, варенье попробуйте. Морошка. Сама собирала, летом.</w:t>
       </w:r>
     </w:p>
     <w:p>
@@ -3456,7 +3282,7 @@
           <w:i w:val="0"/>
           <w:sz w:val="22"/>
         </w:rPr>
-        <w:t>Девять из четырнадцати — это ваша статистика.</w:t>
+        <w:t>Морошку я только в книжках видела.</w:t>
       </w:r>
     </w:p>
     <w:p>
@@ -3470,7 +3296,7 @@
           <w:i w:val="0"/>
           <w:sz w:val="22"/>
         </w:rPr>
-        <w:t xml:space="preserve">Лёша: </w:t>
+        <w:t xml:space="preserve">Железняк: </w:t>
       </w:r>
       <w:r>
         <w:rPr>
@@ -3479,7 +3305,7 @@
           <w:i w:val="0"/>
           <w:sz w:val="22"/>
         </w:rPr>
-        <w:t>Моя. Ваша будет лучше. Вы с самого начала знаете, что вас будут останавливать. Я узнал это слишком поздно — когда уже привык, что меня никто не останавливает.</w:t>
+        <w:t>Теперь не только в книжках. Накладывайте, не стесняйтесь. Только в розетку, а не ложкой из банки — у нас с этим строго.</w:t>
       </w:r>
     </w:p>
     <w:p>
@@ -3494,84 +3320,6 @@
           <w:sz w:val="22"/>
         </w:rPr>
         <w:t xml:space="preserve">Ирина: </w:t>
-      </w:r>
-      <w:r>
-        <w:rPr>
-          <w:rFonts w:ascii="Times New Roman" w:hAnsi="Times New Roman" w:eastAsia="Malgun Gothic"/>
-          <w:b w:val="0"/>
-          <w:i w:val="0"/>
-          <w:sz w:val="22"/>
-        </w:rPr>
-        <w:t>Екатерина Ивановна боится, что скажут: провинциалка берёт провинциалку.</w:t>
-      </w:r>
-    </w:p>
-    <w:p>
-      <w:pPr>
-        <w:spacing w:before="0" w:after="110" w:line="300" w:lineRule="auto"/>
-      </w:pPr>
-      <w:r>
-        <w:rPr>
-          <w:rFonts w:ascii="Times New Roman" w:hAnsi="Times New Roman" w:eastAsia="Malgun Gothic"/>
-          <w:b/>
-          <w:i w:val="0"/>
-          <w:sz w:val="22"/>
-        </w:rPr>
-        <w:t xml:space="preserve">Лёша: </w:t>
-      </w:r>
-      <w:r>
-        <w:rPr>
-          <w:rFonts w:ascii="Times New Roman" w:hAnsi="Times New Roman" w:eastAsia="Malgun Gothic"/>
-          <w:b w:val="0"/>
-          <w:i w:val="0"/>
-          <w:sz w:val="22"/>
-        </w:rPr>
-        <w:t>Пусть говорят. Не место красит человека, а человек место. Помните, как этот кабинет давил на меня первый год? Я думал, дело в кабинете. Потом понял: давил я сам на себя, потому что думал, что кабинет — это и есть власть. Марина Викторовна ни одного дня так не думала. Она думает, что власть — это сухой потолок в школьном зале.</w:t>
-      </w:r>
-    </w:p>
-    <w:p>
-      <w:pPr>
-        <w:spacing w:before="0" w:after="110" w:line="300" w:lineRule="auto"/>
-      </w:pPr>
-      <w:r>
-        <w:rPr>
-          <w:rFonts w:ascii="Times New Roman" w:hAnsi="Times New Roman" w:eastAsia="Malgun Gothic"/>
-          <w:b/>
-          <w:i w:val="0"/>
-          <w:sz w:val="22"/>
-        </w:rPr>
-        <w:t xml:space="preserve">Ирина: </w:t>
-      </w:r>
-      <w:r>
-        <w:rPr>
-          <w:rFonts w:ascii="Times New Roman" w:hAnsi="Times New Roman" w:eastAsia="Malgun Gothic"/>
-          <w:b w:val="0"/>
-          <w:i w:val="0"/>
-          <w:sz w:val="22"/>
-        </w:rPr>
-        <w:t>Она стоит под крышей в дождь. Каждый раз.</w:t>
-      </w:r>
-    </w:p>
-    <w:p>
-      <w:pPr>
-        <w:spacing w:before="0" w:after="110" w:line="300" w:lineRule="auto"/>
-      </w:pPr>
-      <w:r>
-        <w:rPr>
-          <w:rFonts w:ascii="Times New Roman" w:hAnsi="Times New Roman" w:eastAsia="Malgun Gothic"/>
-          <w:b/>
-          <w:i w:val="0"/>
-          <w:sz w:val="22"/>
-        </w:rPr>
-        <w:t xml:space="preserve">Лёша: </w:t>
-      </w:r>
-      <w:r>
-        <w:rPr>
-          <w:rFonts w:ascii="Times New Roman" w:hAnsi="Times New Roman" w:eastAsia="Malgun Gothic"/>
-          <w:b w:val="0"/>
-          <w:i w:val="0"/>
-          <w:sz w:val="22"/>
-        </w:rPr>
-        <w:t xml:space="preserve">Я знаю. Она мне рассказывала в Онеге. Я тогда позавидовал. </w:t>
       </w:r>
       <w:r>
         <w:rPr>
@@ -3581,7 +3329,7 @@
           <w:color w:val="555555"/>
           <w:sz w:val="22"/>
         </w:rPr>
-        <w:t>(Пауза.)</w:t>
+        <w:t>(пробует)</w:t>
       </w:r>
       <w:r>
         <w:rPr>
@@ -3590,7 +3338,7 @@
           <w:i w:val="0"/>
           <w:sz w:val="22"/>
         </w:rPr>
-        <w:t xml:space="preserve"> Ирина, есть ещё одна вещь. Не совет — вы просили без советов.</w:t>
+        <w:t xml:space="preserve"> Ой. Она… с косточками?</w:t>
       </w:r>
     </w:p>
     <w:p>
@@ -3604,7 +3352,7 @@
           <w:i w:val="0"/>
           <w:sz w:val="22"/>
         </w:rPr>
-        <w:t xml:space="preserve">Ирина: </w:t>
+        <w:t xml:space="preserve">Железняк: </w:t>
       </w:r>
       <w:r>
         <w:rPr>
@@ -3613,7 +3361,7 @@
           <w:i w:val="0"/>
           <w:sz w:val="22"/>
         </w:rPr>
-        <w:t>Скажите как вещь.</w:t>
+        <w:t>С косточками. К ним привыкают. Кто не привык — тот не северянин.</w:t>
       </w:r>
     </w:p>
     <w:p>
@@ -3627,30 +3375,7 @@
           <w:i w:val="0"/>
           <w:sz w:val="22"/>
         </w:rPr>
-        <w:t xml:space="preserve">Лёша: </w:t>
-      </w:r>
-      <w:r>
-        <w:rPr>
-          <w:rFonts w:ascii="Times New Roman" w:hAnsi="Times New Roman" w:eastAsia="Malgun Gothic"/>
-          <w:b w:val="0"/>
-          <w:i w:val="0"/>
-          <w:sz w:val="22"/>
-        </w:rPr>
-        <w:t>Не делайте из неё свою Ирину. Я все эти годы называл вас «моей правой рукой», а вы все эти годы отвечали: «У меня есть своя голова». Правильно отвечали. Пусть у неё будет своя голова — и своя Онега в ней.</w:t>
-      </w:r>
-    </w:p>
-    <w:p>
-      <w:pPr>
-        <w:spacing w:before="0" w:after="110" w:line="300" w:lineRule="auto"/>
-      </w:pPr>
-      <w:r>
-        <w:rPr>
-          <w:rFonts w:ascii="Times New Roman" w:hAnsi="Times New Roman" w:eastAsia="Malgun Gothic"/>
-          <w:b/>
-          <w:i w:val="0"/>
-          <w:sz w:val="22"/>
-        </w:rPr>
-        <w:t xml:space="preserve">Ирина: </w:t>
+        <w:t xml:space="preserve">Матвей: </w:t>
       </w:r>
       <w:r>
         <w:rPr>
@@ -3660,7 +3385,7 @@
           <w:color w:val="555555"/>
           <w:sz w:val="22"/>
         </w:rPr>
-        <w:t>(тихо)</w:t>
+        <w:t>(садясь с тарелкой, достаёт из рюкзака тетрадь)</w:t>
       </w:r>
       <w:r>
         <w:rPr>
@@ -3669,7 +3394,7 @@
           <w:i w:val="0"/>
           <w:sz w:val="22"/>
         </w:rPr>
-        <w:t xml:space="preserve"> Я запомню.</w:t>
+        <w:t xml:space="preserve"> Мам, мне на завтра реферат по праву. Две страницы. «Чем закон отличается от указа».</w:t>
       </w:r>
     </w:p>
     <w:p>
@@ -3683,7 +3408,7 @@
           <w:i w:val="0"/>
           <w:sz w:val="22"/>
         </w:rPr>
-        <w:t xml:space="preserve">Лёша: </w:t>
+        <w:t xml:space="preserve">Железняк: </w:t>
       </w:r>
       <w:r>
         <w:rPr>
@@ -3692,7 +3417,76 @@
           <w:i w:val="0"/>
           <w:sz w:val="22"/>
         </w:rPr>
-        <w:t>И ещё — простите, это уже почти совет. Когда она вас остановит в первый раз, не спорьте сразу. Выпейте чаю.</w:t>
+        <w:t>Ты на часы смотрел? Одиннадцатый час.</w:t>
+      </w:r>
+    </w:p>
+    <w:p>
+      <w:pPr>
+        <w:spacing w:before="0" w:after="110" w:line="300" w:lineRule="auto"/>
+      </w:pPr>
+      <w:r>
+        <w:rPr>
+          <w:rFonts w:ascii="Times New Roman" w:hAnsi="Times New Roman" w:eastAsia="Malgun Gothic"/>
+          <w:b/>
+          <w:i w:val="0"/>
+          <w:sz w:val="22"/>
+        </w:rPr>
+        <w:t xml:space="preserve">Матвей: </w:t>
+      </w:r>
+      <w:r>
+        <w:rPr>
+          <w:rFonts w:ascii="Times New Roman" w:hAnsi="Times New Roman" w:eastAsia="Malgun Gothic"/>
+          <w:b w:val="0"/>
+          <w:i w:val="0"/>
+          <w:sz w:val="22"/>
+        </w:rPr>
+        <w:t>Я его в автобусе начал.</w:t>
+      </w:r>
+    </w:p>
+    <w:p>
+      <w:pPr>
+        <w:spacing w:before="0" w:after="110" w:line="300" w:lineRule="auto"/>
+      </w:pPr>
+      <w:r>
+        <w:rPr>
+          <w:rFonts w:ascii="Times New Roman" w:hAnsi="Times New Roman" w:eastAsia="Malgun Gothic"/>
+          <w:b/>
+          <w:i w:val="0"/>
+          <w:sz w:val="22"/>
+        </w:rPr>
+        <w:t xml:space="preserve">Железняк: </w:t>
+      </w:r>
+      <w:r>
+        <w:rPr>
+          <w:rFonts w:ascii="Times New Roman" w:hAnsi="Times New Roman" w:eastAsia="Malgun Gothic"/>
+          <w:b w:val="0"/>
+          <w:i w:val="0"/>
+          <w:sz w:val="22"/>
+        </w:rPr>
+        <w:t>Начал он. В автобусе. А раньше чем думал?</w:t>
+      </w:r>
+    </w:p>
+    <w:p>
+      <w:pPr>
+        <w:spacing w:before="0" w:after="110" w:line="300" w:lineRule="auto"/>
+      </w:pPr>
+      <w:r>
+        <w:rPr>
+          <w:rFonts w:ascii="Times New Roman" w:hAnsi="Times New Roman" w:eastAsia="Malgun Gothic"/>
+          <w:b/>
+          <w:i w:val="0"/>
+          <w:sz w:val="22"/>
+        </w:rPr>
+        <w:t xml:space="preserve">Матвей: </w:t>
+      </w:r>
+      <w:r>
+        <w:rPr>
+          <w:rFonts w:ascii="Times New Roman" w:hAnsi="Times New Roman" w:eastAsia="Malgun Gothic"/>
+          <w:b w:val="0"/>
+          <w:i w:val="0"/>
+          <w:sz w:val="22"/>
+        </w:rPr>
+        <w:t>Раньше у нас практика была. Я же говорил.</w:t>
       </w:r>
     </w:p>
     <w:p>
@@ -3716,7 +3510,7 @@
           <w:color w:val="555555"/>
           <w:sz w:val="22"/>
         </w:rPr>
-        <w:t>(улыбнувшись)</w:t>
+        <w:t>(осторожно)</w:t>
       </w:r>
       <w:r>
         <w:rPr>
@@ -3725,7 +3519,7 @@
           <w:i w:val="0"/>
           <w:sz w:val="22"/>
         </w:rPr>
-        <w:t xml:space="preserve"> Она поставила это условием. Точнее, я поставила. Мы обе поставили.</w:t>
+        <w:t xml:space="preserve"> Можно посмотреть?</w:t>
       </w:r>
     </w:p>
     <w:p>
@@ -3739,7 +3533,7 @@
           <w:i w:val="0"/>
           <w:sz w:val="22"/>
         </w:rPr>
-        <w:t xml:space="preserve">Лёша: </w:t>
+        <w:t xml:space="preserve">Железняк: </w:t>
       </w:r>
       <w:r>
         <w:rPr>
@@ -3748,7 +3542,44 @@
           <w:i w:val="0"/>
           <w:sz w:val="22"/>
         </w:rPr>
-        <w:t xml:space="preserve">Значит, вы уже справились без меня. </w:t>
+        <w:t>Ирина Олеговна, не надо, он сам…</w:t>
+      </w:r>
+    </w:p>
+    <w:p>
+      <w:pPr>
+        <w:spacing w:before="0" w:after="110" w:line="300" w:lineRule="auto"/>
+      </w:pPr>
+      <w:r>
+        <w:rPr>
+          <w:rFonts w:ascii="Times New Roman" w:hAnsi="Times New Roman" w:eastAsia="Malgun Gothic"/>
+          <w:b/>
+          <w:i w:val="0"/>
+          <w:sz w:val="22"/>
+        </w:rPr>
+        <w:t xml:space="preserve">Ирина: </w:t>
+      </w:r>
+      <w:r>
+        <w:rPr>
+          <w:rFonts w:ascii="Times New Roman" w:hAnsi="Times New Roman" w:eastAsia="Malgun Gothic"/>
+          <w:b w:val="0"/>
+          <w:i w:val="0"/>
+          <w:sz w:val="22"/>
+        </w:rPr>
+        <w:t>Мне не трудно. Я этот вопрос когда-то на экзамене отвечала.</w:t>
+      </w:r>
+    </w:p>
+    <w:p>
+      <w:pPr>
+        <w:spacing w:before="0" w:after="110" w:line="300" w:lineRule="auto"/>
+      </w:pPr>
+      <w:r>
+        <w:rPr>
+          <w:rFonts w:ascii="Times New Roman" w:hAnsi="Times New Roman" w:eastAsia="Malgun Gothic"/>
+          <w:b/>
+          <w:i w:val="0"/>
+          <w:sz w:val="22"/>
+        </w:rPr>
+        <w:t xml:space="preserve">Матвей: </w:t>
       </w:r>
       <w:r>
         <w:rPr>
@@ -3758,7 +3589,7 @@
           <w:color w:val="555555"/>
           <w:sz w:val="22"/>
         </w:rPr>
-        <w:t>(Смотрит на коробки.)</w:t>
+        <w:t>(придвигает тетрадь)</w:t>
       </w:r>
       <w:r>
         <w:rPr>
@@ -3767,37 +3598,21 @@
           <w:i w:val="0"/>
           <w:sz w:val="22"/>
         </w:rPr>
-        <w:t xml:space="preserve"> Это самое приятное, что я слышу последние недели.</w:t>
+        <w:t xml:space="preserve"> Вот. Я написал: «Закон главнее, потому что его дольше пишут».</w:t>
       </w:r>
     </w:p>
     <w:p>
       <w:pPr>
-        <w:keepNext/>
-        <w:spacing w:before="320" w:after="140"/>
+        <w:spacing w:before="0" w:after="110" w:line="300" w:lineRule="auto"/>
       </w:pPr>
       <w:r>
         <w:rPr>
           <w:rFonts w:ascii="Times New Roman" w:hAnsi="Times New Roman" w:eastAsia="Malgun Gothic"/>
           <w:b/>
           <w:i w:val="0"/>
-          <w:color w:val="1F3864"/>
-          <w:sz w:val="26"/>
-        </w:rPr>
-        <w:t>장면 5 — 같은 집무실, 한 시간 뒤 — 전화</w:t>
-      </w:r>
-    </w:p>
-    <w:p>
-      <w:pPr>
-        <w:spacing w:before="0" w:after="110" w:line="300" w:lineRule="auto"/>
-      </w:pPr>
-      <w:r>
-        <w:rPr>
-          <w:rFonts w:ascii="Times New Roman" w:hAnsi="Times New Roman" w:eastAsia="Malgun Gothic"/>
-          <w:b/>
-          <w:i w:val="0"/>
-          <w:sz w:val="22"/>
-        </w:rPr>
-        <w:t xml:space="preserve">Катя: </w:t>
+          <w:sz w:val="22"/>
+        </w:rPr>
+        <w:t xml:space="preserve">Ирина: </w:t>
       </w:r>
       <w:r>
         <w:rPr>
@@ -3807,7 +3622,7 @@
           <w:color w:val="555555"/>
           <w:sz w:val="22"/>
         </w:rPr>
-        <w:t>(заглядывая)</w:t>
+        <w:t>(улыбнувшись)</w:t>
       </w:r>
       <w:r>
         <w:rPr>
@@ -3816,7 +3631,7 @@
           <w:i w:val="0"/>
           <w:sz w:val="22"/>
         </w:rPr>
-        <w:t xml:space="preserve"> Алексей Николаевич, по внутренней линии Онега. Марина Викторовна. Говорит — на две минуты, «пока не передумала».</w:t>
+        <w:t xml:space="preserve"> Почти. Не потому что дольше. Закон принимает парламент, а указ подписывает один человек. И указ не может идти против закона.</w:t>
       </w:r>
     </w:p>
     <w:p>
@@ -3830,7 +3645,76 @@
           <w:i w:val="0"/>
           <w:sz w:val="22"/>
         </w:rPr>
-        <w:t xml:space="preserve">Лёша: </w:t>
+        <w:t xml:space="preserve">Матвей: </w:t>
+      </w:r>
+      <w:r>
+        <w:rPr>
+          <w:rFonts w:ascii="Times New Roman" w:hAnsi="Times New Roman" w:eastAsia="Malgun Gothic"/>
+          <w:b w:val="0"/>
+          <w:i w:val="0"/>
+          <w:sz w:val="22"/>
+        </w:rPr>
+        <w:t>А если идёт?</w:t>
+      </w:r>
+    </w:p>
+    <w:p>
+      <w:pPr>
+        <w:spacing w:before="0" w:after="110" w:line="300" w:lineRule="auto"/>
+      </w:pPr>
+      <w:r>
+        <w:rPr>
+          <w:rFonts w:ascii="Times New Roman" w:hAnsi="Times New Roman" w:eastAsia="Malgun Gothic"/>
+          <w:b/>
+          <w:i w:val="0"/>
+          <w:sz w:val="22"/>
+        </w:rPr>
+        <w:t xml:space="preserve">Ирина: </w:t>
+      </w:r>
+      <w:r>
+        <w:rPr>
+          <w:rFonts w:ascii="Times New Roman" w:hAnsi="Times New Roman" w:eastAsia="Malgun Gothic"/>
+          <w:b w:val="0"/>
+          <w:i w:val="0"/>
+          <w:sz w:val="22"/>
+        </w:rPr>
+        <w:t>Тогда его отменяют. Через суд.</w:t>
+      </w:r>
+    </w:p>
+    <w:p>
+      <w:pPr>
+        <w:spacing w:before="0" w:after="110" w:line="300" w:lineRule="auto"/>
+      </w:pPr>
+      <w:r>
+        <w:rPr>
+          <w:rFonts w:ascii="Times New Roman" w:hAnsi="Times New Roman" w:eastAsia="Malgun Gothic"/>
+          <w:b/>
+          <w:i w:val="0"/>
+          <w:sz w:val="22"/>
+        </w:rPr>
+        <w:t xml:space="preserve">Матвей: </w:t>
+      </w:r>
+      <w:r>
+        <w:rPr>
+          <w:rFonts w:ascii="Times New Roman" w:hAnsi="Times New Roman" w:eastAsia="Malgun Gothic"/>
+          <w:b w:val="0"/>
+          <w:i w:val="0"/>
+          <w:sz w:val="22"/>
+        </w:rPr>
+        <w:t>А если никто не заметит?</w:t>
+      </w:r>
+    </w:p>
+    <w:p>
+      <w:pPr>
+        <w:spacing w:before="0" w:after="110" w:line="300" w:lineRule="auto"/>
+      </w:pPr>
+      <w:r>
+        <w:rPr>
+          <w:rFonts w:ascii="Times New Roman" w:hAnsi="Times New Roman" w:eastAsia="Malgun Gothic"/>
+          <w:b/>
+          <w:i w:val="0"/>
+          <w:sz w:val="22"/>
+        </w:rPr>
+        <w:t xml:space="preserve">Железняк: </w:t>
       </w:r>
       <w:r>
         <w:rPr>
@@ -3840,7 +3724,7 @@
           <w:color w:val="555555"/>
           <w:sz w:val="22"/>
         </w:rPr>
-        <w:t>(беря трубку)</w:t>
+        <w:t>(не оборачиваясь от плиты)</w:t>
       </w:r>
       <w:r>
         <w:rPr>
@@ -3849,7 +3733,7 @@
           <w:i w:val="0"/>
           <w:sz w:val="22"/>
         </w:rPr>
-        <w:t xml:space="preserve"> Марина Викторовна. Поздравляю. Или соболезную — ещё не решил.</w:t>
+        <w:t xml:space="preserve"> Для этого, сынок, и нужны люди, которые замечают.</w:t>
       </w:r>
     </w:p>
     <w:p>
@@ -3863,7 +3747,7 @@
           <w:i w:val="0"/>
           <w:sz w:val="22"/>
         </w:rPr>
-        <w:t xml:space="preserve">Железняк: </w:t>
+        <w:t xml:space="preserve">Ирина: </w:t>
       </w:r>
       <w:r>
         <w:rPr>
@@ -3873,7 +3757,7 @@
           <w:color w:val="555555"/>
           <w:sz w:val="22"/>
         </w:rPr>
-        <w:t>(в трубке)</w:t>
+        <w:t>(переглянувшись с ней)</w:t>
       </w:r>
       <w:r>
         <w:rPr>
@@ -3882,7 +3766,7 @@
           <w:i w:val="0"/>
           <w:sz w:val="22"/>
         </w:rPr>
-        <w:t xml:space="preserve"> И то и другое, Алексей Николаевич. Я звоню сказать спасибо. Пять лет назад вы мне предложили работу, а я спросила, починят ли крышу. Вы сказали: «Этим летом. Проверьте лично». Её починили.</w:t>
+        <w:t xml:space="preserve"> Вот это и напишите в конце. Своими словами.</w:t>
       </w:r>
     </w:p>
     <w:p>
@@ -3896,7 +3780,7 @@
           <w:i w:val="0"/>
           <w:sz w:val="22"/>
         </w:rPr>
-        <w:t xml:space="preserve">Лёша: </w:t>
+        <w:t xml:space="preserve">Железняк: </w:t>
       </w:r>
       <w:r>
         <w:rPr>
@@ -3905,7 +3789,7 @@
           <w:i w:val="0"/>
           <w:sz w:val="22"/>
         </w:rPr>
-        <w:t>Я видел отчёт.</w:t>
+        <w:t>И не вздумай списывать из интернета. Я проверю.</w:t>
       </w:r>
     </w:p>
     <w:p>
@@ -3919,7 +3803,7 @@
           <w:i w:val="0"/>
           <w:sz w:val="22"/>
         </w:rPr>
-        <w:t xml:space="preserve">Железняк: </w:t>
+        <w:t xml:space="preserve">Матвей: </w:t>
       </w:r>
       <w:r>
         <w:rPr>
@@ -3928,7 +3812,7 @@
           <w:i w:val="0"/>
           <w:sz w:val="22"/>
         </w:rPr>
-        <w:t>Отчёту не верьте. Я стояла под ней вчера. С Ириной Олеговной. Сухо.</w:t>
+        <w:t>Мам, ну я же не маленький.</w:t>
       </w:r>
     </w:p>
     <w:p>
@@ -3942,7 +3826,7 @@
           <w:i w:val="0"/>
           <w:sz w:val="22"/>
         </w:rPr>
-        <w:t xml:space="preserve">Лёша: </w:t>
+        <w:t xml:space="preserve">Железняк: </w:t>
       </w:r>
       <w:r>
         <w:rPr>
@@ -3951,7 +3835,7 @@
           <w:i w:val="0"/>
           <w:sz w:val="22"/>
         </w:rPr>
-        <w:t xml:space="preserve">Тогда верю. </w:t>
+        <w:t xml:space="preserve">Маленький не маленький, а котлеты доешь. </w:t>
       </w:r>
       <w:r>
         <w:rPr>
@@ -3970,7 +3854,7 @@
           <w:i w:val="0"/>
           <w:sz w:val="22"/>
         </w:rPr>
-        <w:t xml:space="preserve"> Марина Викторовна, одна просьба. Не мне — ей. Когда будете её останавливать, делайте это вслух. Не в кабинете, а так, чтобы было записано. Тихий стоп-кран — это уже договорённость. А мы договорённостей не хотим.</w:t>
+        <w:t xml:space="preserve"> И отнеси-ка людям в машине хлеба с вареньем. Они там с утра сидят.</w:t>
       </w:r>
     </w:p>
     <w:p>
@@ -3984,108 +3868,7 @@
           <w:i w:val="0"/>
           <w:sz w:val="22"/>
         </w:rPr>
-        <w:t xml:space="preserve">Железняк: </w:t>
-      </w:r>
-      <w:r>
-        <w:rPr>
-          <w:rFonts w:ascii="Times New Roman" w:hAnsi="Times New Roman" w:eastAsia="Malgun Gothic"/>
-          <w:b w:val="0"/>
-          <w:i w:val="0"/>
-          <w:sz w:val="22"/>
-        </w:rPr>
-        <w:t>Я из Онеги, Алексей Николаевич. Я тихо не умею. Меня пять лет учили говорить вслух.</w:t>
-      </w:r>
-    </w:p>
-    <w:p>
-      <w:pPr>
-        <w:spacing w:before="0" w:after="110" w:line="300" w:lineRule="auto"/>
-      </w:pPr>
-      <w:r>
-        <w:rPr>
-          <w:rFonts w:ascii="Times New Roman" w:hAnsi="Times New Roman" w:eastAsia="Malgun Gothic"/>
-          <w:b/>
-          <w:i w:val="0"/>
-          <w:sz w:val="22"/>
-        </w:rPr>
-        <w:t xml:space="preserve">Лёша: </w:t>
-      </w:r>
-      <w:r>
-        <w:rPr>
-          <w:rFonts w:ascii="Times New Roman" w:hAnsi="Times New Roman" w:eastAsia="Malgun Gothic"/>
-          <w:b w:val="0"/>
-          <w:i w:val="0"/>
-          <w:sz w:val="22"/>
-        </w:rPr>
-        <w:t>Кто учил?</w:t>
-      </w:r>
-    </w:p>
-    <w:p>
-      <w:pPr>
-        <w:spacing w:before="0" w:after="110" w:line="300" w:lineRule="auto"/>
-      </w:pPr>
-      <w:r>
-        <w:rPr>
-          <w:rFonts w:ascii="Times New Roman" w:hAnsi="Times New Roman" w:eastAsia="Malgun Gothic"/>
-          <w:b/>
-          <w:i w:val="0"/>
-          <w:sz w:val="22"/>
-        </w:rPr>
-        <w:t xml:space="preserve">Железняк: </w:t>
-      </w:r>
-      <w:r>
-        <w:rPr>
-          <w:rFonts w:ascii="Times New Roman" w:hAnsi="Times New Roman" w:eastAsia="Malgun Gothic"/>
-          <w:b w:val="0"/>
-          <w:i w:val="0"/>
-          <w:sz w:val="22"/>
-        </w:rPr>
-        <w:t>Изольда Тимофеевна. Кирилл Андреевич. И один президент, который сказал мне по телефону: «Привозите плохие новости неприглаженными».</w:t>
-      </w:r>
-    </w:p>
-    <w:p>
-      <w:pPr>
-        <w:spacing w:before="0" w:after="110" w:line="300" w:lineRule="auto"/>
-      </w:pPr>
-      <w:r>
-        <w:rPr>
-          <w:rFonts w:ascii="Times New Roman" w:hAnsi="Times New Roman" w:eastAsia="Malgun Gothic"/>
-          <w:b/>
-          <w:i w:val="0"/>
-          <w:sz w:val="22"/>
-        </w:rPr>
-        <w:t xml:space="preserve">Лёша: </w:t>
-      </w:r>
-      <w:r>
-        <w:rPr>
-          <w:rFonts w:ascii="Times New Roman" w:hAnsi="Times New Roman" w:eastAsia="Malgun Gothic"/>
-          <w:b w:val="0"/>
-          <w:i w:val="0"/>
-          <w:sz w:val="22"/>
-        </w:rPr>
-        <w:t>Привозите. Только теперь не мне.</w:t>
-      </w:r>
-    </w:p>
-    <w:p>
-      <w:pPr>
-        <w:spacing w:before="0" w:after="110" w:line="300" w:lineRule="auto"/>
-      </w:pPr>
-      <w:r>
-        <w:rPr>
-          <w:rFonts w:ascii="Times New Roman" w:hAnsi="Times New Roman" w:eastAsia="Malgun Gothic"/>
-          <w:b/>
-          <w:i w:val="0"/>
-          <w:sz w:val="22"/>
-        </w:rPr>
-        <w:t xml:space="preserve">Железняк: </w:t>
-      </w:r>
-      <w:r>
-        <w:rPr>
-          <w:rFonts w:ascii="Times New Roman" w:hAnsi="Times New Roman" w:eastAsia="Malgun Gothic"/>
-          <w:b w:val="0"/>
-          <w:i w:val="0"/>
-          <w:sz w:val="22"/>
-        </w:rPr>
-        <w:t xml:space="preserve">Знаю. </w:t>
+        <w:t xml:space="preserve">Матвей: </w:t>
       </w:r>
       <w:r>
         <w:rPr>
@@ -4095,7 +3878,7 @@
           <w:color w:val="555555"/>
           <w:sz w:val="22"/>
         </w:rPr>
-        <w:t>(Пауза.)</w:t>
+        <w:t>(Ирине, замешкавшись)</w:t>
       </w:r>
       <w:r>
         <w:rPr>
@@ -4104,7 +3887,7 @@
           <w:i w:val="0"/>
           <w:sz w:val="22"/>
         </w:rPr>
-        <w:t xml:space="preserve"> Алексей Николаевич, а вы? Что вы будете делать через десять дней?</w:t>
+        <w:t xml:space="preserve"> А меня там не… того?</w:t>
       </w:r>
     </w:p>
     <w:p>
@@ -4118,7 +3901,7 @@
           <w:i w:val="0"/>
           <w:sz w:val="22"/>
         </w:rPr>
-        <w:t xml:space="preserve">Лёша: </w:t>
+        <w:t xml:space="preserve">Ирина: </w:t>
       </w:r>
       <w:r>
         <w:rPr>
@@ -4127,7 +3910,7 @@
           <w:i w:val="0"/>
           <w:sz w:val="22"/>
         </w:rPr>
-        <w:t>Через десять дней — первое дело. Пенсионерка, льготы. Если проиграю — позвоню в Аппарат жаловаться. Вам.</w:t>
+        <w:t>Не того. Только сначала постучите в стекло, а не дёргайте дверь. И скажите, что от меня, — тогда возьмут.</w:t>
       </w:r>
     </w:p>
     <w:p>
@@ -4141,7 +3924,7 @@
           <w:i w:val="0"/>
           <w:sz w:val="22"/>
         </w:rPr>
-        <w:t xml:space="preserve">Железняк: </w:t>
+        <w:t xml:space="preserve">Матвей: </w:t>
       </w:r>
       <w:r>
         <w:rPr>
@@ -4151,7 +3934,7 @@
           <w:color w:val="555555"/>
           <w:sz w:val="22"/>
         </w:rPr>
-        <w:t>(смеясь)</w:t>
+        <w:t>(уже в прихожей)</w:t>
       </w:r>
       <w:r>
         <w:rPr>
@@ -4160,7 +3943,7 @@
           <w:i w:val="0"/>
           <w:sz w:val="22"/>
         </w:rPr>
-        <w:t xml:space="preserve"> Приходите. Только сначала чай.</w:t>
+        <w:t xml:space="preserve"> Мам, мне варенья оставь!</w:t>
       </w:r>
     </w:p>
     <w:p>
@@ -4174,7 +3957,7 @@
           <w:i w:val="0"/>
           <w:sz w:val="22"/>
         </w:rPr>
-        <w:t xml:space="preserve">Лёша: </w:t>
+        <w:t xml:space="preserve">Железняк: </w:t>
       </w:r>
       <w:r>
         <w:rPr>
@@ -4183,7 +3966,7 @@
           <w:i w:val="0"/>
           <w:sz w:val="22"/>
         </w:rPr>
-        <w:t xml:space="preserve">Сначала чай. Потом дела. </w:t>
+        <w:t xml:space="preserve">Оставлю! Шапку надень! </w:t>
       </w:r>
       <w:r>
         <w:rPr>
@@ -4193,7 +3976,7 @@
           <w:color w:val="555555"/>
           <w:sz w:val="22"/>
         </w:rPr>
-        <w:t>(Кладёт трубку; Кате.)</w:t>
+        <w:t>(Дверь хлопает.)</w:t>
       </w:r>
       <w:r>
         <w:rPr>
@@ -4202,7 +3985,7 @@
           <w:i w:val="0"/>
           <w:sz w:val="22"/>
         </w:rPr>
-        <w:t xml:space="preserve"> Катя, запишите в книгу передачи дел — нет, не в книгу. Просто запишите себе: сегодня я узнал, что у страны всё будет в порядке. По телефону. Из Онеги.</w:t>
+        <w:t xml:space="preserve"> Не надел. Шестнадцать лет, а шапку надеть не допросишься.</w:t>
       </w:r>
     </w:p>
     <w:p>
@@ -4216,7 +3999,7 @@
           <w:i w:val="0"/>
           <w:sz w:val="22"/>
         </w:rPr>
-        <w:t xml:space="preserve">Катя: </w:t>
+        <w:t xml:space="preserve">Ирина: </w:t>
       </w:r>
       <w:r>
         <w:rPr>
@@ -4226,7 +4009,7 @@
           <w:color w:val="555555"/>
           <w:sz w:val="22"/>
         </w:rPr>
-        <w:t>(записывая)</w:t>
+        <w:t>(смеясь)</w:t>
       </w:r>
       <w:r>
         <w:rPr>
@@ -4235,7 +4018,7 @@
           <w:i w:val="0"/>
           <w:sz w:val="22"/>
         </w:rPr>
-        <w:t xml:space="preserve"> Записала. С датой.</w:t>
+        <w:t xml:space="preserve"> Мне так же кричали вслед. До самого института. А я за углом снимала.</w:t>
       </w:r>
     </w:p>
     <w:p>
@@ -4249,7 +4032,7 @@
           <w:i w:val="0"/>
           <w:sz w:val="22"/>
         </w:rPr>
-        <w:t xml:space="preserve">Лёша: </w:t>
+        <w:t xml:space="preserve">Железняк: </w:t>
       </w:r>
       <w:r>
         <w:rPr>
@@ -4258,11 +4041,99 @@
           <w:i w:val="0"/>
           <w:sz w:val="22"/>
         </w:rPr>
-        <w:t>С датой. Иначе не считается.</w:t>
+        <w:t xml:space="preserve">Вот и он так. Думает, я не знаю. </w:t>
+      </w:r>
+      <w:r>
+        <w:rPr>
+          <w:rFonts w:ascii="Times New Roman" w:hAnsi="Times New Roman" w:eastAsia="Malgun Gothic"/>
+          <w:b w:val="0"/>
+          <w:i/>
+          <w:color w:val="555555"/>
+          <w:sz w:val="22"/>
+        </w:rPr>
+        <w:t>(Подливает.)</w:t>
+      </w:r>
+      <w:r>
+        <w:rPr>
+          <w:rFonts w:ascii="Times New Roman" w:hAnsi="Times New Roman" w:eastAsia="Malgun Gothic"/>
+          <w:b w:val="0"/>
+          <w:i w:val="0"/>
+          <w:sz w:val="22"/>
+        </w:rPr>
+        <w:t xml:space="preserve"> Ещё чашечку?</w:t>
       </w:r>
     </w:p>
     <w:p>
       <w:pPr>
+        <w:spacing w:before="0" w:after="110" w:line="300" w:lineRule="auto"/>
+      </w:pPr>
+      <w:r>
+        <w:rPr>
+          <w:rFonts w:ascii="Times New Roman" w:hAnsi="Times New Roman" w:eastAsia="Malgun Gothic"/>
+          <w:b/>
+          <w:i w:val="0"/>
+          <w:sz w:val="22"/>
+        </w:rPr>
+        <w:t xml:space="preserve">Ирина: </w:t>
+      </w:r>
+      <w:r>
+        <w:rPr>
+          <w:rFonts w:ascii="Times New Roman" w:hAnsi="Times New Roman" w:eastAsia="Malgun Gothic"/>
+          <w:b w:val="0"/>
+          <w:i w:val="0"/>
+          <w:sz w:val="22"/>
+        </w:rPr>
+        <w:t>Если только полчашки. А то до утра не усну.</w:t>
+      </w:r>
+    </w:p>
+    <w:p>
+      <w:pPr>
+        <w:spacing w:before="0" w:after="110" w:line="300" w:lineRule="auto"/>
+      </w:pPr>
+      <w:r>
+        <w:rPr>
+          <w:rFonts w:ascii="Times New Roman" w:hAnsi="Times New Roman" w:eastAsia="Malgun Gothic"/>
+          <w:b/>
+          <w:i w:val="0"/>
+          <w:sz w:val="22"/>
+        </w:rPr>
+        <w:t xml:space="preserve">Железняк: </w:t>
+      </w:r>
+      <w:r>
+        <w:rPr>
+          <w:rFonts w:ascii="Times New Roman" w:hAnsi="Times New Roman" w:eastAsia="Malgun Gothic"/>
+          <w:b w:val="0"/>
+          <w:i w:val="0"/>
+          <w:sz w:val="22"/>
+        </w:rPr>
+        <w:t>От чая?</w:t>
+      </w:r>
+    </w:p>
+    <w:p>
+      <w:pPr>
+        <w:spacing w:before="0" w:after="110" w:line="300" w:lineRule="auto"/>
+      </w:pPr>
+      <w:r>
+        <w:rPr>
+          <w:rFonts w:ascii="Times New Roman" w:hAnsi="Times New Roman" w:eastAsia="Malgun Gothic"/>
+          <w:b/>
+          <w:i w:val="0"/>
+          <w:sz w:val="22"/>
+        </w:rPr>
+        <w:t xml:space="preserve">Ирина: </w:t>
+      </w:r>
+      <w:r>
+        <w:rPr>
+          <w:rFonts w:ascii="Times New Roman" w:hAnsi="Times New Roman" w:eastAsia="Malgun Gothic"/>
+          <w:b w:val="0"/>
+          <w:i w:val="0"/>
+          <w:sz w:val="22"/>
+        </w:rPr>
+        <w:t>От варенья. Оно слишком вкусное, чтобы спать.</w:t>
+      </w:r>
+    </w:p>
+    <w:p>
+      <w:pPr>
         <w:keepNext/>
         <w:spacing w:before="320" w:after="140"/>
       </w:pPr>
@@ -4274,12 +4145,12 @@
           <w:color w:val="1F3864"/>
           <w:sz w:val="26"/>
         </w:rPr>
-        <w:t>핵심 문학 인용</w:t>
+        <w:t>장면 5 — 대통령 집무실, 다음 날 저녁 — 료샤의 생각</w:t>
       </w:r>
     </w:p>
     <w:p>
       <w:pPr>
-        <w:spacing w:before="0" w:after="120"/>
+        <w:spacing w:before="0" w:after="110" w:line="300" w:lineRule="auto"/>
       </w:pPr>
       <w:r>
         <w:rPr>
@@ -4288,20 +4159,1223 @@
           <w:i w:val="0"/>
           <w:sz w:val="22"/>
         </w:rPr>
-        <w:t>Русская пословица: «Где родился, там и пригодился»</w:t>
+        <w:t xml:space="preserve">Лёша: </w:t>
       </w:r>
       <w:r>
         <w:rPr>
           <w:rFonts w:ascii="Times New Roman" w:hAnsi="Times New Roman" w:eastAsia="Malgun Gothic"/>
           <w:b w:val="0"/>
-          <w:i w:val="0"/>
-          <w:sz w:val="22"/>
-        </w:rPr>
-        <w:t xml:space="preserve"> — 한국어 해설: 태어난 곳에서 쓸모 있는 사람이 된다는 뜻의 속담. 행정실장 제안을 거절하며 마리나가 “나는 여기서 태어나 여기서 쓸모가 있었다”고 말할 때 쓴다. 이리나는 엔지니어였던 할아버지가 바로 그 태어난 도시에서 ‘쓸모 있을’ 기회를 빼앗겼다는 이야기로 받아, 지방 출신 두 사람이 왜 수도로 가야 하는지를 이 속담의 뒤집기로 설명한다 (장면 2).</w:t>
+          <w:i/>
+          <w:color w:val="555555"/>
+          <w:sz w:val="22"/>
+        </w:rPr>
+        <w:t>(среди раскрытых коробок, откладывая стопку папок)</w:t>
+      </w:r>
+      <w:r>
+        <w:rPr>
+          <w:rFonts w:ascii="Times New Roman" w:hAnsi="Times New Roman" w:eastAsia="Malgun Gothic"/>
+          <w:b w:val="0"/>
+          <w:i w:val="0"/>
+          <w:sz w:val="22"/>
+        </w:rPr>
+        <w:t xml:space="preserve"> Ирина. Вы с поезда. У вас лицо человека, который решил и ждёт, пока остальные догонят.</w:t>
       </w:r>
     </w:p>
     <w:p>
       <w:pPr>
+        <w:spacing w:before="0" w:after="110" w:line="300" w:lineRule="auto"/>
+      </w:pPr>
+      <w:r>
+        <w:rPr>
+          <w:rFonts w:ascii="Times New Roman" w:hAnsi="Times New Roman" w:eastAsia="Malgun Gothic"/>
+          <w:b/>
+          <w:i w:val="0"/>
+          <w:sz w:val="22"/>
+        </w:rPr>
+        <w:t xml:space="preserve">Ирина: </w:t>
+      </w:r>
+      <w:r>
+        <w:rPr>
+          <w:rFonts w:ascii="Times New Roman" w:hAnsi="Times New Roman" w:eastAsia="Malgun Gothic"/>
+          <w:b w:val="0"/>
+          <w:i w:val="0"/>
+          <w:sz w:val="22"/>
+        </w:rPr>
+        <w:t>Екатерина Ивановна говорит то же самое. Видимо, у меня одно лицо на все случаи.</w:t>
+      </w:r>
+    </w:p>
+    <w:p>
+      <w:pPr>
+        <w:spacing w:before="0" w:after="110" w:line="300" w:lineRule="auto"/>
+      </w:pPr>
+      <w:r>
+        <w:rPr>
+          <w:rFonts w:ascii="Times New Roman" w:hAnsi="Times New Roman" w:eastAsia="Malgun Gothic"/>
+          <w:b/>
+          <w:i w:val="0"/>
+          <w:sz w:val="22"/>
+        </w:rPr>
+        <w:t xml:space="preserve">Лёша: </w:t>
+      </w:r>
+      <w:r>
+        <w:rPr>
+          <w:rFonts w:ascii="Times New Roman" w:hAnsi="Times New Roman" w:eastAsia="Malgun Gothic"/>
+          <w:b w:val="0"/>
+          <w:i w:val="0"/>
+          <w:sz w:val="22"/>
+        </w:rPr>
+        <w:t>Одно. Честное. Садитесь. Чаю?</w:t>
+      </w:r>
+    </w:p>
+    <w:p>
+      <w:pPr>
+        <w:spacing w:before="0" w:after="110" w:line="300" w:lineRule="auto"/>
+      </w:pPr>
+      <w:r>
+        <w:rPr>
+          <w:rFonts w:ascii="Times New Roman" w:hAnsi="Times New Roman" w:eastAsia="Malgun Gothic"/>
+          <w:b/>
+          <w:i w:val="0"/>
+          <w:sz w:val="22"/>
+        </w:rPr>
+        <w:t xml:space="preserve">Ирина: </w:t>
+      </w:r>
+      <w:r>
+        <w:rPr>
+          <w:rFonts w:ascii="Times New Roman" w:hAnsi="Times New Roman" w:eastAsia="Malgun Gothic"/>
+          <w:b w:val="0"/>
+          <w:i w:val="0"/>
+          <w:sz w:val="22"/>
+        </w:rPr>
+        <w:t>Потом. Я пришла сказать, а не спросить. Сегодня утром Марина Викторовна согласилась. Руководитель Аппарата.</w:t>
+      </w:r>
+    </w:p>
+    <w:p>
+      <w:pPr>
+        <w:spacing w:before="0" w:after="110" w:line="300" w:lineRule="auto"/>
+      </w:pPr>
+      <w:r>
+        <w:rPr>
+          <w:rFonts w:ascii="Times New Roman" w:hAnsi="Times New Roman" w:eastAsia="Malgun Gothic"/>
+          <w:b/>
+          <w:i w:val="0"/>
+          <w:sz w:val="22"/>
+        </w:rPr>
+        <w:t xml:space="preserve">Лёша: </w:t>
+      </w:r>
+      <w:r>
+        <w:rPr>
+          <w:rFonts w:ascii="Times New Roman" w:hAnsi="Times New Roman" w:eastAsia="Malgun Gothic"/>
+          <w:b w:val="0"/>
+          <w:i/>
+          <w:color w:val="555555"/>
+          <w:sz w:val="22"/>
+        </w:rPr>
+        <w:t>(медленно садясь)</w:t>
+      </w:r>
+      <w:r>
+        <w:rPr>
+          <w:rFonts w:ascii="Times New Roman" w:hAnsi="Times New Roman" w:eastAsia="Malgun Gothic"/>
+          <w:b w:val="0"/>
+          <w:i w:val="0"/>
+          <w:sz w:val="22"/>
+        </w:rPr>
+        <w:t xml:space="preserve"> Железняк.</w:t>
+      </w:r>
+    </w:p>
+    <w:p>
+      <w:pPr>
+        <w:spacing w:before="0" w:after="110" w:line="300" w:lineRule="auto"/>
+      </w:pPr>
+      <w:r>
+        <w:rPr>
+          <w:rFonts w:ascii="Times New Roman" w:hAnsi="Times New Roman" w:eastAsia="Malgun Gothic"/>
+          <w:b/>
+          <w:i w:val="0"/>
+          <w:sz w:val="22"/>
+        </w:rPr>
+        <w:t xml:space="preserve">Ирина: </w:t>
+      </w:r>
+      <w:r>
+        <w:rPr>
+          <w:rFonts w:ascii="Times New Roman" w:hAnsi="Times New Roman" w:eastAsia="Malgun Gothic"/>
+          <w:b w:val="0"/>
+          <w:i w:val="0"/>
+          <w:sz w:val="22"/>
+        </w:rPr>
+        <w:t>Вы удивлены?</w:t>
+      </w:r>
+    </w:p>
+    <w:p>
+      <w:pPr>
+        <w:spacing w:before="0" w:after="110" w:line="300" w:lineRule="auto"/>
+      </w:pPr>
+      <w:r>
+        <w:rPr>
+          <w:rFonts w:ascii="Times New Roman" w:hAnsi="Times New Roman" w:eastAsia="Malgun Gothic"/>
+          <w:b/>
+          <w:i w:val="0"/>
+          <w:sz w:val="22"/>
+        </w:rPr>
+        <w:t xml:space="preserve">Лёша: </w:t>
+      </w:r>
+      <w:r>
+        <w:rPr>
+          <w:rFonts w:ascii="Times New Roman" w:hAnsi="Times New Roman" w:eastAsia="Malgun Gothic"/>
+          <w:b w:val="0"/>
+          <w:i w:val="0"/>
+          <w:sz w:val="22"/>
+        </w:rPr>
+        <w:t>Нет. Я удивлён, что вы пришли сказать. По нашим правилам вы не обязаны. Это ваше решение, не моё.</w:t>
+      </w:r>
+    </w:p>
+    <w:p>
+      <w:pPr>
+        <w:spacing w:before="0" w:after="110" w:line="300" w:lineRule="auto"/>
+      </w:pPr>
+      <w:r>
+        <w:rPr>
+          <w:rFonts w:ascii="Times New Roman" w:hAnsi="Times New Roman" w:eastAsia="Malgun Gothic"/>
+          <w:b/>
+          <w:i w:val="0"/>
+          <w:sz w:val="22"/>
+        </w:rPr>
+        <w:t xml:space="preserve">Ирина: </w:t>
+      </w:r>
+      <w:r>
+        <w:rPr>
+          <w:rFonts w:ascii="Times New Roman" w:hAnsi="Times New Roman" w:eastAsia="Malgun Gothic"/>
+          <w:b w:val="0"/>
+          <w:i w:val="0"/>
+          <w:sz w:val="22"/>
+        </w:rPr>
+        <w:t>Я пришла не за разрешением. Я пришла, потому что вы её знаете дольше меня. Вы первым сказали ей: «Гарантирую вам полную защиту». Если хотите что-то сказать — сейчас. Потом будет поздно, и я не спрошу.</w:t>
+      </w:r>
+    </w:p>
+    <w:p>
+      <w:pPr>
+        <w:spacing w:before="0" w:after="110" w:line="300" w:lineRule="auto"/>
+      </w:pPr>
+      <w:r>
+        <w:rPr>
+          <w:rFonts w:ascii="Times New Roman" w:hAnsi="Times New Roman" w:eastAsia="Malgun Gothic"/>
+          <w:b/>
+          <w:i w:val="0"/>
+          <w:sz w:val="22"/>
+        </w:rPr>
+        <w:t xml:space="preserve">Лёша: </w:t>
+      </w:r>
+      <w:r>
+        <w:rPr>
+          <w:rFonts w:ascii="Times New Roman" w:hAnsi="Times New Roman" w:eastAsia="Malgun Gothic"/>
+          <w:b w:val="0"/>
+          <w:i/>
+          <w:color w:val="555555"/>
+          <w:sz w:val="22"/>
+        </w:rPr>
+        <w:t>(после паузы)</w:t>
+      </w:r>
+      <w:r>
+        <w:rPr>
+          <w:rFonts w:ascii="Times New Roman" w:hAnsi="Times New Roman" w:eastAsia="Malgun Gothic"/>
+          <w:b w:val="0"/>
+          <w:i w:val="0"/>
+          <w:sz w:val="22"/>
+        </w:rPr>
+        <w:t xml:space="preserve"> Что сказать… Я помню, как мне передали её звонок. Пять человек знали про фонд. Она понимала, что её вычислят за неделю. И всё равно — «сегодня, а не завтра». Тогда я подумал: вот человек, который боится правильно.</w:t>
+      </w:r>
+    </w:p>
+    <w:p>
+      <w:pPr>
+        <w:spacing w:before="0" w:after="110" w:line="300" w:lineRule="auto"/>
+      </w:pPr>
+      <w:r>
+        <w:rPr>
+          <w:rFonts w:ascii="Times New Roman" w:hAnsi="Times New Roman" w:eastAsia="Malgun Gothic"/>
+          <w:b/>
+          <w:i w:val="0"/>
+          <w:sz w:val="22"/>
+        </w:rPr>
+        <w:t xml:space="preserve">Ирина: </w:t>
+      </w:r>
+      <w:r>
+        <w:rPr>
+          <w:rFonts w:ascii="Times New Roman" w:hAnsi="Times New Roman" w:eastAsia="Malgun Gothic"/>
+          <w:b w:val="0"/>
+          <w:i w:val="0"/>
+          <w:sz w:val="22"/>
+        </w:rPr>
+        <w:t>Я сказала Екатерине Ивановне почти то же самое.</w:t>
+      </w:r>
+    </w:p>
+    <w:p>
+      <w:pPr>
+        <w:spacing w:before="0" w:after="110" w:line="300" w:lineRule="auto"/>
+      </w:pPr>
+      <w:r>
+        <w:rPr>
+          <w:rFonts w:ascii="Times New Roman" w:hAnsi="Times New Roman" w:eastAsia="Malgun Gothic"/>
+          <w:b/>
+          <w:i w:val="0"/>
+          <w:sz w:val="22"/>
+        </w:rPr>
+        <w:t xml:space="preserve">Лёша: </w:t>
+      </w:r>
+      <w:r>
+        <w:rPr>
+          <w:rFonts w:ascii="Times New Roman" w:hAnsi="Times New Roman" w:eastAsia="Malgun Gothic"/>
+          <w:b w:val="0"/>
+          <w:i w:val="0"/>
+          <w:sz w:val="22"/>
+        </w:rPr>
+        <w:t>Значит, вы уже не нуждаетесь в моих словах. Хорошо. Скажу одно, что вам не понравится.</w:t>
+      </w:r>
+    </w:p>
+    <w:p>
+      <w:pPr>
+        <w:spacing w:before="0" w:after="110" w:line="300" w:lineRule="auto"/>
+      </w:pPr>
+      <w:r>
+        <w:rPr>
+          <w:rFonts w:ascii="Times New Roman" w:hAnsi="Times New Roman" w:eastAsia="Malgun Gothic"/>
+          <w:b/>
+          <w:i w:val="0"/>
+          <w:sz w:val="22"/>
+        </w:rPr>
+        <w:t xml:space="preserve">Ирина: </w:t>
+      </w:r>
+      <w:r>
+        <w:rPr>
+          <w:rFonts w:ascii="Times New Roman" w:hAnsi="Times New Roman" w:eastAsia="Malgun Gothic"/>
+          <w:b w:val="0"/>
+          <w:i w:val="0"/>
+          <w:sz w:val="22"/>
+        </w:rPr>
+        <w:t>Скажите.</w:t>
+      </w:r>
+    </w:p>
+    <w:p>
+      <w:pPr>
+        <w:spacing w:before="0" w:after="110" w:line="300" w:lineRule="auto"/>
+      </w:pPr>
+      <w:r>
+        <w:rPr>
+          <w:rFonts w:ascii="Times New Roman" w:hAnsi="Times New Roman" w:eastAsia="Malgun Gothic"/>
+          <w:b/>
+          <w:i w:val="0"/>
+          <w:sz w:val="22"/>
+        </w:rPr>
+        <w:t xml:space="preserve">Лёша: </w:t>
+      </w:r>
+      <w:r>
+        <w:rPr>
+          <w:rFonts w:ascii="Times New Roman" w:hAnsi="Times New Roman" w:eastAsia="Malgun Gothic"/>
+          <w:b w:val="0"/>
+          <w:i w:val="0"/>
+          <w:sz w:val="22"/>
+        </w:rPr>
+        <w:t>Она будет вас останавливать. Чаще, чем вы думаете. И не потому, что вы будете неправы, а потому, что она оттуда, где никому не верят на слово. Вам будет обидно. Вы будете думать: я же своя, я тоже из маленького города. А она будет смотреть на вас так же, как на отчёт о ремонте крыши.</w:t>
+      </w:r>
+    </w:p>
+    <w:p>
+      <w:pPr>
+        <w:spacing w:before="0" w:after="110" w:line="300" w:lineRule="auto"/>
+      </w:pPr>
+      <w:r>
+        <w:rPr>
+          <w:rFonts w:ascii="Times New Roman" w:hAnsi="Times New Roman" w:eastAsia="Malgun Gothic"/>
+          <w:b/>
+          <w:i w:val="0"/>
+          <w:sz w:val="22"/>
+        </w:rPr>
+        <w:t xml:space="preserve">Ирина: </w:t>
+      </w:r>
+      <w:r>
+        <w:rPr>
+          <w:rFonts w:ascii="Times New Roman" w:hAnsi="Times New Roman" w:eastAsia="Malgun Gothic"/>
+          <w:b w:val="0"/>
+          <w:i w:val="0"/>
+          <w:sz w:val="22"/>
+        </w:rPr>
+        <w:t>Я поставила ей условие — остановить меня хотя бы раз за первый год.</w:t>
+      </w:r>
+    </w:p>
+    <w:p>
+      <w:pPr>
+        <w:spacing w:before="0" w:after="110" w:line="300" w:lineRule="auto"/>
+      </w:pPr>
+      <w:r>
+        <w:rPr>
+          <w:rFonts w:ascii="Times New Roman" w:hAnsi="Times New Roman" w:eastAsia="Malgun Gothic"/>
+          <w:b/>
+          <w:i w:val="0"/>
+          <w:sz w:val="22"/>
+        </w:rPr>
+        <w:t xml:space="preserve">Лёша: </w:t>
+      </w:r>
+      <w:r>
+        <w:rPr>
+          <w:rFonts w:ascii="Times New Roman" w:hAnsi="Times New Roman" w:eastAsia="Malgun Gothic"/>
+          <w:b w:val="0"/>
+          <w:i/>
+          <w:color w:val="555555"/>
+          <w:sz w:val="22"/>
+        </w:rPr>
+        <w:t>(смеясь)</w:t>
+      </w:r>
+      <w:r>
+        <w:rPr>
+          <w:rFonts w:ascii="Times New Roman" w:hAnsi="Times New Roman" w:eastAsia="Malgun Gothic"/>
+          <w:b w:val="0"/>
+          <w:i w:val="0"/>
+          <w:sz w:val="22"/>
+        </w:rPr>
+        <w:t xml:space="preserve"> Одного раза не будет. Будет десять. И девять вы потом признаете.</w:t>
+      </w:r>
+    </w:p>
+    <w:p>
+      <w:pPr>
+        <w:spacing w:before="0" w:after="110" w:line="300" w:lineRule="auto"/>
+      </w:pPr>
+      <w:r>
+        <w:rPr>
+          <w:rFonts w:ascii="Times New Roman" w:hAnsi="Times New Roman" w:eastAsia="Malgun Gothic"/>
+          <w:b/>
+          <w:i w:val="0"/>
+          <w:sz w:val="22"/>
+        </w:rPr>
+        <w:t xml:space="preserve">Ирина: </w:t>
+      </w:r>
+      <w:r>
+        <w:rPr>
+          <w:rFonts w:ascii="Times New Roman" w:hAnsi="Times New Roman" w:eastAsia="Malgun Gothic"/>
+          <w:b w:val="0"/>
+          <w:i w:val="0"/>
+          <w:sz w:val="22"/>
+        </w:rPr>
+        <w:t>Девять из четырнадцати — это ваша статистика.</w:t>
+      </w:r>
+    </w:p>
+    <w:p>
+      <w:pPr>
+        <w:spacing w:before="0" w:after="110" w:line="300" w:lineRule="auto"/>
+      </w:pPr>
+      <w:r>
+        <w:rPr>
+          <w:rFonts w:ascii="Times New Roman" w:hAnsi="Times New Roman" w:eastAsia="Malgun Gothic"/>
+          <w:b/>
+          <w:i w:val="0"/>
+          <w:sz w:val="22"/>
+        </w:rPr>
+        <w:t xml:space="preserve">Лёша: </w:t>
+      </w:r>
+      <w:r>
+        <w:rPr>
+          <w:rFonts w:ascii="Times New Roman" w:hAnsi="Times New Roman" w:eastAsia="Malgun Gothic"/>
+          <w:b w:val="0"/>
+          <w:i w:val="0"/>
+          <w:sz w:val="22"/>
+        </w:rPr>
+        <w:t>Моя. Ваша будет лучше. Вы с самого начала знаете, что вас будут останавливать. Я узнал это слишком поздно — когда уже привык, что меня никто не останавливает.</w:t>
+      </w:r>
+    </w:p>
+    <w:p>
+      <w:pPr>
+        <w:spacing w:before="0" w:after="110" w:line="300" w:lineRule="auto"/>
+      </w:pPr>
+      <w:r>
+        <w:rPr>
+          <w:rFonts w:ascii="Times New Roman" w:hAnsi="Times New Roman" w:eastAsia="Malgun Gothic"/>
+          <w:b/>
+          <w:i w:val="0"/>
+          <w:sz w:val="22"/>
+        </w:rPr>
+        <w:t xml:space="preserve">Ирина: </w:t>
+      </w:r>
+      <w:r>
+        <w:rPr>
+          <w:rFonts w:ascii="Times New Roman" w:hAnsi="Times New Roman" w:eastAsia="Malgun Gothic"/>
+          <w:b w:val="0"/>
+          <w:i w:val="0"/>
+          <w:sz w:val="22"/>
+        </w:rPr>
+        <w:t>Екатерина Ивановна боится, что скажут: провинциалка берёт провинциалку.</w:t>
+      </w:r>
+    </w:p>
+    <w:p>
+      <w:pPr>
+        <w:spacing w:before="0" w:after="110" w:line="300" w:lineRule="auto"/>
+      </w:pPr>
+      <w:r>
+        <w:rPr>
+          <w:rFonts w:ascii="Times New Roman" w:hAnsi="Times New Roman" w:eastAsia="Malgun Gothic"/>
+          <w:b/>
+          <w:i w:val="0"/>
+          <w:sz w:val="22"/>
+        </w:rPr>
+        <w:t xml:space="preserve">Лёша: </w:t>
+      </w:r>
+      <w:r>
+        <w:rPr>
+          <w:rFonts w:ascii="Times New Roman" w:hAnsi="Times New Roman" w:eastAsia="Malgun Gothic"/>
+          <w:b w:val="0"/>
+          <w:i w:val="0"/>
+          <w:sz w:val="22"/>
+        </w:rPr>
+        <w:t>Пусть говорят. Не место красит человека, а человек место. Помните, как этот кабинет давил на меня первый год? Я думал, дело в кабинете. Потом понял: давил я сам на себя, потому что думал, что кабинет — это и есть власть. Марина Викторовна ни одного дня так не думала. Она думает, что власть — это сухой потолок в школьном зале.</w:t>
+      </w:r>
+    </w:p>
+    <w:p>
+      <w:pPr>
+        <w:spacing w:before="0" w:after="110" w:line="300" w:lineRule="auto"/>
+      </w:pPr>
+      <w:r>
+        <w:rPr>
+          <w:rFonts w:ascii="Times New Roman" w:hAnsi="Times New Roman" w:eastAsia="Malgun Gothic"/>
+          <w:b/>
+          <w:i w:val="0"/>
+          <w:sz w:val="22"/>
+        </w:rPr>
+        <w:t xml:space="preserve">Ирина: </w:t>
+      </w:r>
+      <w:r>
+        <w:rPr>
+          <w:rFonts w:ascii="Times New Roman" w:hAnsi="Times New Roman" w:eastAsia="Malgun Gothic"/>
+          <w:b w:val="0"/>
+          <w:i w:val="0"/>
+          <w:sz w:val="22"/>
+        </w:rPr>
+        <w:t>Она стоит под крышей в дождь. Каждый раз.</w:t>
+      </w:r>
+    </w:p>
+    <w:p>
+      <w:pPr>
+        <w:spacing w:before="0" w:after="110" w:line="300" w:lineRule="auto"/>
+      </w:pPr>
+      <w:r>
+        <w:rPr>
+          <w:rFonts w:ascii="Times New Roman" w:hAnsi="Times New Roman" w:eastAsia="Malgun Gothic"/>
+          <w:b/>
+          <w:i w:val="0"/>
+          <w:sz w:val="22"/>
+        </w:rPr>
+        <w:t xml:space="preserve">Лёша: </w:t>
+      </w:r>
+      <w:r>
+        <w:rPr>
+          <w:rFonts w:ascii="Times New Roman" w:hAnsi="Times New Roman" w:eastAsia="Malgun Gothic"/>
+          <w:b w:val="0"/>
+          <w:i w:val="0"/>
+          <w:sz w:val="22"/>
+        </w:rPr>
+        <w:t xml:space="preserve">Я знаю. Она мне рассказывала в Онеге. Я тогда позавидовал. </w:t>
+      </w:r>
+      <w:r>
+        <w:rPr>
+          <w:rFonts w:ascii="Times New Roman" w:hAnsi="Times New Roman" w:eastAsia="Malgun Gothic"/>
+          <w:b w:val="0"/>
+          <w:i/>
+          <w:color w:val="555555"/>
+          <w:sz w:val="22"/>
+        </w:rPr>
+        <w:t>(Пауза.)</w:t>
+      </w:r>
+      <w:r>
+        <w:rPr>
+          <w:rFonts w:ascii="Times New Roman" w:hAnsi="Times New Roman" w:eastAsia="Malgun Gothic"/>
+          <w:b w:val="0"/>
+          <w:i w:val="0"/>
+          <w:sz w:val="22"/>
+        </w:rPr>
+        <w:t xml:space="preserve"> Ирина, есть ещё одна вещь. Не совет — вы просили без советов.</w:t>
+      </w:r>
+    </w:p>
+    <w:p>
+      <w:pPr>
+        <w:spacing w:before="0" w:after="110" w:line="300" w:lineRule="auto"/>
+      </w:pPr>
+      <w:r>
+        <w:rPr>
+          <w:rFonts w:ascii="Times New Roman" w:hAnsi="Times New Roman" w:eastAsia="Malgun Gothic"/>
+          <w:b/>
+          <w:i w:val="0"/>
+          <w:sz w:val="22"/>
+        </w:rPr>
+        <w:t xml:space="preserve">Ирина: </w:t>
+      </w:r>
+      <w:r>
+        <w:rPr>
+          <w:rFonts w:ascii="Times New Roman" w:hAnsi="Times New Roman" w:eastAsia="Malgun Gothic"/>
+          <w:b w:val="0"/>
+          <w:i w:val="0"/>
+          <w:sz w:val="22"/>
+        </w:rPr>
+        <w:t>Скажите как вещь.</w:t>
+      </w:r>
+    </w:p>
+    <w:p>
+      <w:pPr>
+        <w:spacing w:before="0" w:after="110" w:line="300" w:lineRule="auto"/>
+      </w:pPr>
+      <w:r>
+        <w:rPr>
+          <w:rFonts w:ascii="Times New Roman" w:hAnsi="Times New Roman" w:eastAsia="Malgun Gothic"/>
+          <w:b/>
+          <w:i w:val="0"/>
+          <w:sz w:val="22"/>
+        </w:rPr>
+        <w:t xml:space="preserve">Лёша: </w:t>
+      </w:r>
+      <w:r>
+        <w:rPr>
+          <w:rFonts w:ascii="Times New Roman" w:hAnsi="Times New Roman" w:eastAsia="Malgun Gothic"/>
+          <w:b w:val="0"/>
+          <w:i w:val="0"/>
+          <w:sz w:val="22"/>
+        </w:rPr>
+        <w:t>Не делайте из неё свою Ирину. Я все эти годы называл вас «моей правой рукой», а вы все эти годы отвечали: «У меня есть своя голова». Правильно отвечали. Пусть у неё будет своя голова — и своя Онега в ней.</w:t>
+      </w:r>
+    </w:p>
+    <w:p>
+      <w:pPr>
+        <w:spacing w:before="0" w:after="110" w:line="300" w:lineRule="auto"/>
+      </w:pPr>
+      <w:r>
+        <w:rPr>
+          <w:rFonts w:ascii="Times New Roman" w:hAnsi="Times New Roman" w:eastAsia="Malgun Gothic"/>
+          <w:b/>
+          <w:i w:val="0"/>
+          <w:sz w:val="22"/>
+        </w:rPr>
+        <w:t xml:space="preserve">Ирина: </w:t>
+      </w:r>
+      <w:r>
+        <w:rPr>
+          <w:rFonts w:ascii="Times New Roman" w:hAnsi="Times New Roman" w:eastAsia="Malgun Gothic"/>
+          <w:b w:val="0"/>
+          <w:i/>
+          <w:color w:val="555555"/>
+          <w:sz w:val="22"/>
+        </w:rPr>
+        <w:t>(тихо)</w:t>
+      </w:r>
+      <w:r>
+        <w:rPr>
+          <w:rFonts w:ascii="Times New Roman" w:hAnsi="Times New Roman" w:eastAsia="Malgun Gothic"/>
+          <w:b w:val="0"/>
+          <w:i w:val="0"/>
+          <w:sz w:val="22"/>
+        </w:rPr>
+        <w:t xml:space="preserve"> Я запомню.</w:t>
+      </w:r>
+    </w:p>
+    <w:p>
+      <w:pPr>
+        <w:spacing w:before="0" w:after="110" w:line="300" w:lineRule="auto"/>
+      </w:pPr>
+      <w:r>
+        <w:rPr>
+          <w:rFonts w:ascii="Times New Roman" w:hAnsi="Times New Roman" w:eastAsia="Malgun Gothic"/>
+          <w:b/>
+          <w:i w:val="0"/>
+          <w:sz w:val="22"/>
+        </w:rPr>
+        <w:t xml:space="preserve">Лёша: </w:t>
+      </w:r>
+      <w:r>
+        <w:rPr>
+          <w:rFonts w:ascii="Times New Roman" w:hAnsi="Times New Roman" w:eastAsia="Malgun Gothic"/>
+          <w:b w:val="0"/>
+          <w:i w:val="0"/>
+          <w:sz w:val="22"/>
+        </w:rPr>
+        <w:t>И ещё — простите, это уже почти совет. Когда она вас остановит в первый раз, не спорьте сразу. Выпейте чаю.</w:t>
+      </w:r>
+    </w:p>
+    <w:p>
+      <w:pPr>
+        <w:spacing w:before="0" w:after="110" w:line="300" w:lineRule="auto"/>
+      </w:pPr>
+      <w:r>
+        <w:rPr>
+          <w:rFonts w:ascii="Times New Roman" w:hAnsi="Times New Roman" w:eastAsia="Malgun Gothic"/>
+          <w:b/>
+          <w:i w:val="0"/>
+          <w:sz w:val="22"/>
+        </w:rPr>
+        <w:t xml:space="preserve">Ирина: </w:t>
+      </w:r>
+      <w:r>
+        <w:rPr>
+          <w:rFonts w:ascii="Times New Roman" w:hAnsi="Times New Roman" w:eastAsia="Malgun Gothic"/>
+          <w:b w:val="0"/>
+          <w:i/>
+          <w:color w:val="555555"/>
+          <w:sz w:val="22"/>
+        </w:rPr>
+        <w:t>(улыбнувшись)</w:t>
+      </w:r>
+      <w:r>
+        <w:rPr>
+          <w:rFonts w:ascii="Times New Roman" w:hAnsi="Times New Roman" w:eastAsia="Malgun Gothic"/>
+          <w:b w:val="0"/>
+          <w:i w:val="0"/>
+          <w:sz w:val="22"/>
+        </w:rPr>
+        <w:t xml:space="preserve"> Она поставила это условием. Точнее, я поставила. Мы обе поставили.</w:t>
+      </w:r>
+    </w:p>
+    <w:p>
+      <w:pPr>
+        <w:spacing w:before="0" w:after="110" w:line="300" w:lineRule="auto"/>
+      </w:pPr>
+      <w:r>
+        <w:rPr>
+          <w:rFonts w:ascii="Times New Roman" w:hAnsi="Times New Roman" w:eastAsia="Malgun Gothic"/>
+          <w:b/>
+          <w:i w:val="0"/>
+          <w:sz w:val="22"/>
+        </w:rPr>
+        <w:t xml:space="preserve">Лёша: </w:t>
+      </w:r>
+      <w:r>
+        <w:rPr>
+          <w:rFonts w:ascii="Times New Roman" w:hAnsi="Times New Roman" w:eastAsia="Malgun Gothic"/>
+          <w:b w:val="0"/>
+          <w:i w:val="0"/>
+          <w:sz w:val="22"/>
+        </w:rPr>
+        <w:t xml:space="preserve">Значит, вы уже справились без меня. </w:t>
+      </w:r>
+      <w:r>
+        <w:rPr>
+          <w:rFonts w:ascii="Times New Roman" w:hAnsi="Times New Roman" w:eastAsia="Malgun Gothic"/>
+          <w:b w:val="0"/>
+          <w:i/>
+          <w:color w:val="555555"/>
+          <w:sz w:val="22"/>
+        </w:rPr>
+        <w:t>(Смотрит на коробки.)</w:t>
+      </w:r>
+      <w:r>
+        <w:rPr>
+          <w:rFonts w:ascii="Times New Roman" w:hAnsi="Times New Roman" w:eastAsia="Malgun Gothic"/>
+          <w:b w:val="0"/>
+          <w:i w:val="0"/>
+          <w:sz w:val="22"/>
+        </w:rPr>
+        <w:t xml:space="preserve"> Это самое приятное, что я слышу последние недели.</w:t>
+      </w:r>
+    </w:p>
+    <w:p>
+      <w:pPr>
+        <w:keepNext/>
+        <w:spacing w:before="320" w:after="140"/>
+      </w:pPr>
+      <w:r>
+        <w:rPr>
+          <w:rFonts w:ascii="Times New Roman" w:hAnsi="Times New Roman" w:eastAsia="Malgun Gothic"/>
+          <w:b/>
+          <w:i w:val="0"/>
+          <w:color w:val="1F3864"/>
+          <w:sz w:val="26"/>
+        </w:rPr>
+        <w:t>장면 6 — 같은 집무실, 한 시간 뒤 — 전화</w:t>
+      </w:r>
+    </w:p>
+    <w:p>
+      <w:pPr>
+        <w:spacing w:before="0" w:after="110" w:line="300" w:lineRule="auto"/>
+      </w:pPr>
+      <w:r>
+        <w:rPr>
+          <w:rFonts w:ascii="Times New Roman" w:hAnsi="Times New Roman" w:eastAsia="Malgun Gothic"/>
+          <w:b/>
+          <w:i w:val="0"/>
+          <w:sz w:val="22"/>
+        </w:rPr>
+        <w:t xml:space="preserve">Катя: </w:t>
+      </w:r>
+      <w:r>
+        <w:rPr>
+          <w:rFonts w:ascii="Times New Roman" w:hAnsi="Times New Roman" w:eastAsia="Malgun Gothic"/>
+          <w:b w:val="0"/>
+          <w:i/>
+          <w:color w:val="555555"/>
+          <w:sz w:val="22"/>
+        </w:rPr>
+        <w:t>(заглядывая)</w:t>
+      </w:r>
+      <w:r>
+        <w:rPr>
+          <w:rFonts w:ascii="Times New Roman" w:hAnsi="Times New Roman" w:eastAsia="Malgun Gothic"/>
+          <w:b w:val="0"/>
+          <w:i w:val="0"/>
+          <w:sz w:val="22"/>
+        </w:rPr>
+        <w:t xml:space="preserve"> Алексей Николаевич, по внутренней линии Онега. Марина Викторовна. Говорит — на две минуты, «пока не передумала».</w:t>
+      </w:r>
+    </w:p>
+    <w:p>
+      <w:pPr>
+        <w:spacing w:before="0" w:after="110" w:line="300" w:lineRule="auto"/>
+      </w:pPr>
+      <w:r>
+        <w:rPr>
+          <w:rFonts w:ascii="Times New Roman" w:hAnsi="Times New Roman" w:eastAsia="Malgun Gothic"/>
+          <w:b/>
+          <w:i w:val="0"/>
+          <w:sz w:val="22"/>
+        </w:rPr>
+        <w:t xml:space="preserve">Лёша: </w:t>
+      </w:r>
+      <w:r>
+        <w:rPr>
+          <w:rFonts w:ascii="Times New Roman" w:hAnsi="Times New Roman" w:eastAsia="Malgun Gothic"/>
+          <w:b w:val="0"/>
+          <w:i/>
+          <w:color w:val="555555"/>
+          <w:sz w:val="22"/>
+        </w:rPr>
+        <w:t>(беря трубку)</w:t>
+      </w:r>
+      <w:r>
+        <w:rPr>
+          <w:rFonts w:ascii="Times New Roman" w:hAnsi="Times New Roman" w:eastAsia="Malgun Gothic"/>
+          <w:b w:val="0"/>
+          <w:i w:val="0"/>
+          <w:sz w:val="22"/>
+        </w:rPr>
+        <w:t xml:space="preserve"> Марина Викторовна. Поздравляю. Или соболезную — ещё не решил.</w:t>
+      </w:r>
+    </w:p>
+    <w:p>
+      <w:pPr>
+        <w:spacing w:before="0" w:after="110" w:line="300" w:lineRule="auto"/>
+      </w:pPr>
+      <w:r>
+        <w:rPr>
+          <w:rFonts w:ascii="Times New Roman" w:hAnsi="Times New Roman" w:eastAsia="Malgun Gothic"/>
+          <w:b/>
+          <w:i w:val="0"/>
+          <w:sz w:val="22"/>
+        </w:rPr>
+        <w:t xml:space="preserve">Железняк: </w:t>
+      </w:r>
+      <w:r>
+        <w:rPr>
+          <w:rFonts w:ascii="Times New Roman" w:hAnsi="Times New Roman" w:eastAsia="Malgun Gothic"/>
+          <w:b w:val="0"/>
+          <w:i/>
+          <w:color w:val="555555"/>
+          <w:sz w:val="22"/>
+        </w:rPr>
+        <w:t>(в трубке)</w:t>
+      </w:r>
+      <w:r>
+        <w:rPr>
+          <w:rFonts w:ascii="Times New Roman" w:hAnsi="Times New Roman" w:eastAsia="Malgun Gothic"/>
+          <w:b w:val="0"/>
+          <w:i w:val="0"/>
+          <w:sz w:val="22"/>
+        </w:rPr>
+        <w:t xml:space="preserve"> И то и другое, Алексей Николаевич. Я звоню сказать спасибо. Пять лет назад вы мне предложили работу, а я спросила, починят ли крышу. Вы сказали: «Этим летом. Проверьте лично». Её починили.</w:t>
+      </w:r>
+    </w:p>
+    <w:p>
+      <w:pPr>
+        <w:spacing w:before="0" w:after="110" w:line="300" w:lineRule="auto"/>
+      </w:pPr>
+      <w:r>
+        <w:rPr>
+          <w:rFonts w:ascii="Times New Roman" w:hAnsi="Times New Roman" w:eastAsia="Malgun Gothic"/>
+          <w:b/>
+          <w:i w:val="0"/>
+          <w:sz w:val="22"/>
+        </w:rPr>
+        <w:t xml:space="preserve">Лёша: </w:t>
+      </w:r>
+      <w:r>
+        <w:rPr>
+          <w:rFonts w:ascii="Times New Roman" w:hAnsi="Times New Roman" w:eastAsia="Malgun Gothic"/>
+          <w:b w:val="0"/>
+          <w:i w:val="0"/>
+          <w:sz w:val="22"/>
+        </w:rPr>
+        <w:t>Я видел отчёт.</w:t>
+      </w:r>
+    </w:p>
+    <w:p>
+      <w:pPr>
+        <w:spacing w:before="0" w:after="110" w:line="300" w:lineRule="auto"/>
+      </w:pPr>
+      <w:r>
+        <w:rPr>
+          <w:rFonts w:ascii="Times New Roman" w:hAnsi="Times New Roman" w:eastAsia="Malgun Gothic"/>
+          <w:b/>
+          <w:i w:val="0"/>
+          <w:sz w:val="22"/>
+        </w:rPr>
+        <w:t xml:space="preserve">Железняк: </w:t>
+      </w:r>
+      <w:r>
+        <w:rPr>
+          <w:rFonts w:ascii="Times New Roman" w:hAnsi="Times New Roman" w:eastAsia="Malgun Gothic"/>
+          <w:b w:val="0"/>
+          <w:i w:val="0"/>
+          <w:sz w:val="22"/>
+        </w:rPr>
+        <w:t>Отчёту не верьте. Я стояла под ней вчера. С Ириной Олеговной. Сухо.</w:t>
+      </w:r>
+    </w:p>
+    <w:p>
+      <w:pPr>
+        <w:spacing w:before="0" w:after="110" w:line="300" w:lineRule="auto"/>
+      </w:pPr>
+      <w:r>
+        <w:rPr>
+          <w:rFonts w:ascii="Times New Roman" w:hAnsi="Times New Roman" w:eastAsia="Malgun Gothic"/>
+          <w:b/>
+          <w:i w:val="0"/>
+          <w:sz w:val="22"/>
+        </w:rPr>
+        <w:t xml:space="preserve">Лёша: </w:t>
+      </w:r>
+      <w:r>
+        <w:rPr>
+          <w:rFonts w:ascii="Times New Roman" w:hAnsi="Times New Roman" w:eastAsia="Malgun Gothic"/>
+          <w:b w:val="0"/>
+          <w:i w:val="0"/>
+          <w:sz w:val="22"/>
+        </w:rPr>
+        <w:t xml:space="preserve">Тогда верю. </w:t>
+      </w:r>
+      <w:r>
+        <w:rPr>
+          <w:rFonts w:ascii="Times New Roman" w:hAnsi="Times New Roman" w:eastAsia="Malgun Gothic"/>
+          <w:b w:val="0"/>
+          <w:i/>
+          <w:color w:val="555555"/>
+          <w:sz w:val="22"/>
+        </w:rPr>
+        <w:t>(Пауза.)</w:t>
+      </w:r>
+      <w:r>
+        <w:rPr>
+          <w:rFonts w:ascii="Times New Roman" w:hAnsi="Times New Roman" w:eastAsia="Malgun Gothic"/>
+          <w:b w:val="0"/>
+          <w:i w:val="0"/>
+          <w:sz w:val="22"/>
+        </w:rPr>
+        <w:t xml:space="preserve"> Марина Викторовна, одна просьба. Не мне — ей. Когда будете её останавливать, делайте это вслух. Не в кабинете, а так, чтобы было записано. Тихий стоп-кран — это уже договорённость. А мы договорённостей не хотим.</w:t>
+      </w:r>
+    </w:p>
+    <w:p>
+      <w:pPr>
+        <w:spacing w:before="0" w:after="110" w:line="300" w:lineRule="auto"/>
+      </w:pPr>
+      <w:r>
+        <w:rPr>
+          <w:rFonts w:ascii="Times New Roman" w:hAnsi="Times New Roman" w:eastAsia="Malgun Gothic"/>
+          <w:b/>
+          <w:i w:val="0"/>
+          <w:sz w:val="22"/>
+        </w:rPr>
+        <w:t xml:space="preserve">Железняк: </w:t>
+      </w:r>
+      <w:r>
+        <w:rPr>
+          <w:rFonts w:ascii="Times New Roman" w:hAnsi="Times New Roman" w:eastAsia="Malgun Gothic"/>
+          <w:b w:val="0"/>
+          <w:i w:val="0"/>
+          <w:sz w:val="22"/>
+        </w:rPr>
+        <w:t>Я из Онеги, Алексей Николаевич. Я тихо не умею. Меня пять лет учили говорить вслух.</w:t>
+      </w:r>
+    </w:p>
+    <w:p>
+      <w:pPr>
+        <w:spacing w:before="0" w:after="110" w:line="300" w:lineRule="auto"/>
+      </w:pPr>
+      <w:r>
+        <w:rPr>
+          <w:rFonts w:ascii="Times New Roman" w:hAnsi="Times New Roman" w:eastAsia="Malgun Gothic"/>
+          <w:b/>
+          <w:i w:val="0"/>
+          <w:sz w:val="22"/>
+        </w:rPr>
+        <w:t xml:space="preserve">Лёша: </w:t>
+      </w:r>
+      <w:r>
+        <w:rPr>
+          <w:rFonts w:ascii="Times New Roman" w:hAnsi="Times New Roman" w:eastAsia="Malgun Gothic"/>
+          <w:b w:val="0"/>
+          <w:i w:val="0"/>
+          <w:sz w:val="22"/>
+        </w:rPr>
+        <w:t>Кто учил?</w:t>
+      </w:r>
+    </w:p>
+    <w:p>
+      <w:pPr>
+        <w:spacing w:before="0" w:after="110" w:line="300" w:lineRule="auto"/>
+      </w:pPr>
+      <w:r>
+        <w:rPr>
+          <w:rFonts w:ascii="Times New Roman" w:hAnsi="Times New Roman" w:eastAsia="Malgun Gothic"/>
+          <w:b/>
+          <w:i w:val="0"/>
+          <w:sz w:val="22"/>
+        </w:rPr>
+        <w:t xml:space="preserve">Железняк: </w:t>
+      </w:r>
+      <w:r>
+        <w:rPr>
+          <w:rFonts w:ascii="Times New Roman" w:hAnsi="Times New Roman" w:eastAsia="Malgun Gothic"/>
+          <w:b w:val="0"/>
+          <w:i w:val="0"/>
+          <w:sz w:val="22"/>
+        </w:rPr>
+        <w:t>Изольда Тимофеевна. Кирилл Андреевич. И один президент, который сказал мне по телефону: «Привозите плохие новости неприглаженными».</w:t>
+      </w:r>
+    </w:p>
+    <w:p>
+      <w:pPr>
+        <w:spacing w:before="0" w:after="110" w:line="300" w:lineRule="auto"/>
+      </w:pPr>
+      <w:r>
+        <w:rPr>
+          <w:rFonts w:ascii="Times New Roman" w:hAnsi="Times New Roman" w:eastAsia="Malgun Gothic"/>
+          <w:b/>
+          <w:i w:val="0"/>
+          <w:sz w:val="22"/>
+        </w:rPr>
+        <w:t xml:space="preserve">Лёша: </w:t>
+      </w:r>
+      <w:r>
+        <w:rPr>
+          <w:rFonts w:ascii="Times New Roman" w:hAnsi="Times New Roman" w:eastAsia="Malgun Gothic"/>
+          <w:b w:val="0"/>
+          <w:i w:val="0"/>
+          <w:sz w:val="22"/>
+        </w:rPr>
+        <w:t>Привозите. Только теперь не мне.</w:t>
+      </w:r>
+    </w:p>
+    <w:p>
+      <w:pPr>
+        <w:spacing w:before="0" w:after="110" w:line="300" w:lineRule="auto"/>
+      </w:pPr>
+      <w:r>
+        <w:rPr>
+          <w:rFonts w:ascii="Times New Roman" w:hAnsi="Times New Roman" w:eastAsia="Malgun Gothic"/>
+          <w:b/>
+          <w:i w:val="0"/>
+          <w:sz w:val="22"/>
+        </w:rPr>
+        <w:t xml:space="preserve">Железняк: </w:t>
+      </w:r>
+      <w:r>
+        <w:rPr>
+          <w:rFonts w:ascii="Times New Roman" w:hAnsi="Times New Roman" w:eastAsia="Malgun Gothic"/>
+          <w:b w:val="0"/>
+          <w:i w:val="0"/>
+          <w:sz w:val="22"/>
+        </w:rPr>
+        <w:t xml:space="preserve">Знаю. </w:t>
+      </w:r>
+      <w:r>
+        <w:rPr>
+          <w:rFonts w:ascii="Times New Roman" w:hAnsi="Times New Roman" w:eastAsia="Malgun Gothic"/>
+          <w:b w:val="0"/>
+          <w:i/>
+          <w:color w:val="555555"/>
+          <w:sz w:val="22"/>
+        </w:rPr>
+        <w:t>(Пауза.)</w:t>
+      </w:r>
+      <w:r>
+        <w:rPr>
+          <w:rFonts w:ascii="Times New Roman" w:hAnsi="Times New Roman" w:eastAsia="Malgun Gothic"/>
+          <w:b w:val="0"/>
+          <w:i w:val="0"/>
+          <w:sz w:val="22"/>
+        </w:rPr>
+        <w:t xml:space="preserve"> Алексей Николаевич, а вы? Что вы будете делать через десять дней?</w:t>
+      </w:r>
+    </w:p>
+    <w:p>
+      <w:pPr>
+        <w:spacing w:before="0" w:after="110" w:line="300" w:lineRule="auto"/>
+      </w:pPr>
+      <w:r>
+        <w:rPr>
+          <w:rFonts w:ascii="Times New Roman" w:hAnsi="Times New Roman" w:eastAsia="Malgun Gothic"/>
+          <w:b/>
+          <w:i w:val="0"/>
+          <w:sz w:val="22"/>
+        </w:rPr>
+        <w:t xml:space="preserve">Лёша: </w:t>
+      </w:r>
+      <w:r>
+        <w:rPr>
+          <w:rFonts w:ascii="Times New Roman" w:hAnsi="Times New Roman" w:eastAsia="Malgun Gothic"/>
+          <w:b w:val="0"/>
+          <w:i w:val="0"/>
+          <w:sz w:val="22"/>
+        </w:rPr>
+        <w:t>Через десять дней — первое дело. Пенсионерка, льготы. Если проиграю — позвоню в Аппарат жаловаться. Вам.</w:t>
+      </w:r>
+    </w:p>
+    <w:p>
+      <w:pPr>
+        <w:spacing w:before="0" w:after="110" w:line="300" w:lineRule="auto"/>
+      </w:pPr>
+      <w:r>
+        <w:rPr>
+          <w:rFonts w:ascii="Times New Roman" w:hAnsi="Times New Roman" w:eastAsia="Malgun Gothic"/>
+          <w:b/>
+          <w:i w:val="0"/>
+          <w:sz w:val="22"/>
+        </w:rPr>
+        <w:t xml:space="preserve">Железняк: </w:t>
+      </w:r>
+      <w:r>
+        <w:rPr>
+          <w:rFonts w:ascii="Times New Roman" w:hAnsi="Times New Roman" w:eastAsia="Malgun Gothic"/>
+          <w:b w:val="0"/>
+          <w:i/>
+          <w:color w:val="555555"/>
+          <w:sz w:val="22"/>
+        </w:rPr>
+        <w:t>(смеясь)</w:t>
+      </w:r>
+      <w:r>
+        <w:rPr>
+          <w:rFonts w:ascii="Times New Roman" w:hAnsi="Times New Roman" w:eastAsia="Malgun Gothic"/>
+          <w:b w:val="0"/>
+          <w:i w:val="0"/>
+          <w:sz w:val="22"/>
+        </w:rPr>
+        <w:t xml:space="preserve"> Приходите. Только сначала чай.</w:t>
+      </w:r>
+    </w:p>
+    <w:p>
+      <w:pPr>
+        <w:spacing w:before="0" w:after="110" w:line="300" w:lineRule="auto"/>
+      </w:pPr>
+      <w:r>
+        <w:rPr>
+          <w:rFonts w:ascii="Times New Roman" w:hAnsi="Times New Roman" w:eastAsia="Malgun Gothic"/>
+          <w:b/>
+          <w:i w:val="0"/>
+          <w:sz w:val="22"/>
+        </w:rPr>
+        <w:t xml:space="preserve">Лёша: </w:t>
+      </w:r>
+      <w:r>
+        <w:rPr>
+          <w:rFonts w:ascii="Times New Roman" w:hAnsi="Times New Roman" w:eastAsia="Malgun Gothic"/>
+          <w:b w:val="0"/>
+          <w:i w:val="0"/>
+          <w:sz w:val="22"/>
+        </w:rPr>
+        <w:t xml:space="preserve">Сначала чай. Потом дела. </w:t>
+      </w:r>
+      <w:r>
+        <w:rPr>
+          <w:rFonts w:ascii="Times New Roman" w:hAnsi="Times New Roman" w:eastAsia="Malgun Gothic"/>
+          <w:b w:val="0"/>
+          <w:i/>
+          <w:color w:val="555555"/>
+          <w:sz w:val="22"/>
+        </w:rPr>
+        <w:t>(Кладёт трубку; Кате.)</w:t>
+      </w:r>
+      <w:r>
+        <w:rPr>
+          <w:rFonts w:ascii="Times New Roman" w:hAnsi="Times New Roman" w:eastAsia="Malgun Gothic"/>
+          <w:b w:val="0"/>
+          <w:i w:val="0"/>
+          <w:sz w:val="22"/>
+        </w:rPr>
+        <w:t xml:space="preserve"> Катя, запишите в книгу передачи дел — нет, не в книгу. Просто запишите себе: сегодня я узнал, что у страны всё будет в порядке. По телефону. Из Онеги.</w:t>
+      </w:r>
+    </w:p>
+    <w:p>
+      <w:pPr>
+        <w:spacing w:before="0" w:after="110" w:line="300" w:lineRule="auto"/>
+      </w:pPr>
+      <w:r>
+        <w:rPr>
+          <w:rFonts w:ascii="Times New Roman" w:hAnsi="Times New Roman" w:eastAsia="Malgun Gothic"/>
+          <w:b/>
+          <w:i w:val="0"/>
+          <w:sz w:val="22"/>
+        </w:rPr>
+        <w:t xml:space="preserve">Катя: </w:t>
+      </w:r>
+      <w:r>
+        <w:rPr>
+          <w:rFonts w:ascii="Times New Roman" w:hAnsi="Times New Roman" w:eastAsia="Malgun Gothic"/>
+          <w:b w:val="0"/>
+          <w:i/>
+          <w:color w:val="555555"/>
+          <w:sz w:val="22"/>
+        </w:rPr>
+        <w:t>(записывая)</w:t>
+      </w:r>
+      <w:r>
+        <w:rPr>
+          <w:rFonts w:ascii="Times New Roman" w:hAnsi="Times New Roman" w:eastAsia="Malgun Gothic"/>
+          <w:b w:val="0"/>
+          <w:i w:val="0"/>
+          <w:sz w:val="22"/>
+        </w:rPr>
+        <w:t xml:space="preserve"> Записала. С датой.</w:t>
+      </w:r>
+    </w:p>
+    <w:p>
+      <w:pPr>
+        <w:spacing w:before="0" w:after="110" w:line="300" w:lineRule="auto"/>
+      </w:pPr>
+      <w:r>
+        <w:rPr>
+          <w:rFonts w:ascii="Times New Roman" w:hAnsi="Times New Roman" w:eastAsia="Malgun Gothic"/>
+          <w:b/>
+          <w:i w:val="0"/>
+          <w:sz w:val="22"/>
+        </w:rPr>
+        <w:t xml:space="preserve">Лёша: </w:t>
+      </w:r>
+      <w:r>
+        <w:rPr>
+          <w:rFonts w:ascii="Times New Roman" w:hAnsi="Times New Roman" w:eastAsia="Malgun Gothic"/>
+          <w:b w:val="0"/>
+          <w:i w:val="0"/>
+          <w:sz w:val="22"/>
+        </w:rPr>
+        <w:t>С датой. Иначе не считается.</w:t>
+      </w:r>
+    </w:p>
+    <w:p>
+      <w:pPr>
+        <w:keepNext/>
+        <w:spacing w:before="320" w:after="140"/>
+      </w:pPr>
+      <w:r>
+        <w:rPr>
+          <w:rFonts w:ascii="Times New Roman" w:hAnsi="Times New Roman" w:eastAsia="Malgun Gothic"/>
+          <w:b/>
+          <w:i w:val="0"/>
+          <w:color w:val="1F3864"/>
+          <w:sz w:val="26"/>
+        </w:rPr>
+        <w:t>핵심 문학 인용</w:t>
+      </w:r>
+    </w:p>
+    <w:p>
+      <w:pPr>
         <w:spacing w:before="0" w:after="120"/>
       </w:pPr>
       <w:r>
@@ -4311,6 +5385,29 @@
           <w:i w:val="0"/>
           <w:sz w:val="22"/>
         </w:rPr>
+        <w:t>Русская пословица: «Где родился, там и пригодился»</w:t>
+      </w:r>
+      <w:r>
+        <w:rPr>
+          <w:rFonts w:ascii="Times New Roman" w:hAnsi="Times New Roman" w:eastAsia="Malgun Gothic"/>
+          <w:b w:val="0"/>
+          <w:i w:val="0"/>
+          <w:sz w:val="22"/>
+        </w:rPr>
+        <w:t xml:space="preserve"> — 한국어 해설: 태어난 곳에서 쓸모 있는 사람이 된다는 뜻의 속담. 행정실장 제안을 거절하며 마리나가 “나는 여기서 태어나 여기서 쓸모가 있었다”고 말할 때 쓴다. 이리나는 엔지니어였던 할아버지가 바로 그 태어난 도시에서 ‘쓸모 있을’ 기회를 빼앗겼다는 이야기로 받아, 지방 출신 두 사람이 왜 수도로 가야 하는지를 이 속담의 뒤집기로 설명한다 (장면 2).</w:t>
+      </w:r>
+    </w:p>
+    <w:p>
+      <w:pPr>
+        <w:spacing w:before="0" w:after="120"/>
+      </w:pPr>
+      <w:r>
+        <w:rPr>
+          <w:rFonts w:ascii="Times New Roman" w:hAnsi="Times New Roman" w:eastAsia="Malgun Gothic"/>
+          <w:b/>
+          <w:i w:val="0"/>
+          <w:sz w:val="22"/>
+        </w:rPr>
         <w:t>Русская пословица: «Не место красит человека, а человек место»</w:t>
       </w:r>
       <w:r>
@@ -4320,7 +5417,184 @@
           <w:i w:val="0"/>
           <w:sz w:val="22"/>
         </w:rPr>
-        <w:t xml:space="preserve"> — 한국어 해설: 자리가 사람을 빛내는 것이 아니라 사람이 자리를 빛낸다는 속담. “지방 출신이 지방 출신을 뽑는다”는 수군거림을 걱정하는 이리나에게 료샤가 건네며, 첫해 이 집무실이 자신을 짓눌렀던 것은 방이 아니라 ‘방이 곧 권력’이라 믿었던 자기 자신이었다고 고백한다. 마리나에게 권력은 “비 오는 날 학교 강당의 마른 천장”이라는 대비로 이어진다 (장면 4).</w:t>
+        <w:t xml:space="preserve"> — 한국어 해설: 자리가 사람을 빛내는 것이 아니라 사람이 자리를 빛낸다는 속담. “지방 출신이 지방 출신을 뽑는다”는 수군거림을 걱정하는 이리나에게 료샤가 건네며, 첫해 이 집무실이 자신을 짓눌렀던 것은 방이 아니라 ‘방이 곧 권력’이라 믿었던 자기 자신이었다고 고백한다. 마리나에게 권력은 “비 오는 날 학교 강당의 마른 천장”이라는 대비로 이어진다 (장면 5).</w:t>
+      </w:r>
+    </w:p>
+    <w:p>
+      <w:pPr>
+        <w:keepNext/>
+        <w:spacing w:before="320" w:after="140"/>
+      </w:pPr>
+      <w:r>
+        <w:rPr>
+          <w:rFonts w:ascii="Times New Roman" w:hAnsi="Times New Roman" w:eastAsia="Malgun Gothic"/>
+          <w:b/>
+          <w:i w:val="0"/>
+          <w:color w:val="1F3864"/>
+          <w:sz w:val="26"/>
+        </w:rPr>
+        <w:t>생활 표현</w:t>
+      </w:r>
+    </w:p>
+    <w:p>
+      <w:pPr>
+        <w:spacing w:before="0" w:after="120"/>
+      </w:pPr>
+      <w:r>
+        <w:rPr>
+          <w:rFonts w:ascii="Times New Roman" w:hAnsi="Times New Roman" w:eastAsia="Malgun Gothic"/>
+          <w:b/>
+          <w:i w:val="0"/>
+          <w:sz w:val="22"/>
+        </w:rPr>
+        <w:t>«не стой в дверях»</w:t>
+      </w:r>
+      <w:r>
+        <w:rPr>
+          <w:rFonts w:ascii="Times New Roman" w:hAnsi="Times New Roman" w:eastAsia="Malgun Gothic"/>
+          <w:b w:val="0"/>
+          <w:i w:val="0"/>
+          <w:sz w:val="22"/>
+        </w:rPr>
+        <w:t xml:space="preserve"> — 한국어 해설: “문간에 서 있지 말고 들어와”. 집에 들어온 사람에게 들어와 앉으라고 재촉하는 말(«Разувайся, не стой в дверях» = “신발 벗고 들어와”). 마리나가 아들에게. 장면 4.</w:t>
+      </w:r>
+    </w:p>
+    <w:p>
+      <w:pPr>
+        <w:spacing w:before="0" w:after="120"/>
+      </w:pPr>
+      <w:r>
+        <w:rPr>
+          <w:rFonts w:ascii="Times New Roman" w:hAnsi="Times New Roman" w:eastAsia="Malgun Gothic"/>
+          <w:b/>
+          <w:i w:val="0"/>
+          <w:sz w:val="22"/>
+        </w:rPr>
+        <w:t>«Накладывайте, не стесняйтесь»</w:t>
+      </w:r>
+      <w:r>
+        <w:rPr>
+          <w:rFonts w:ascii="Times New Roman" w:hAnsi="Times New Roman" w:eastAsia="Malgun Gothic"/>
+          <w:b w:val="0"/>
+          <w:i w:val="0"/>
+          <w:sz w:val="22"/>
+        </w:rPr>
+        <w:t xml:space="preserve"> — 한국어 해설: “덜어 드세요, 사양 말고요”. накладывать는 음식·잼을 접시에 덜다. 손님에게 먹을 것을 권하는 주인의 말. 마리나가 이리나에게 잼을 권하며. 장면 4.</w:t>
+      </w:r>
+    </w:p>
+    <w:p>
+      <w:pPr>
+        <w:spacing w:before="0" w:after="120"/>
+      </w:pPr>
+      <w:r>
+        <w:rPr>
+          <w:rFonts w:ascii="Times New Roman" w:hAnsi="Times New Roman" w:eastAsia="Malgun Gothic"/>
+          <w:b/>
+          <w:i w:val="0"/>
+          <w:sz w:val="22"/>
+        </w:rPr>
+        <w:t>«Ты на часы смотрел?»</w:t>
+      </w:r>
+      <w:r>
+        <w:rPr>
+          <w:rFonts w:ascii="Times New Roman" w:hAnsi="Times New Roman" w:eastAsia="Malgun Gothic"/>
+          <w:b w:val="0"/>
+          <w:i w:val="0"/>
+          <w:sz w:val="22"/>
+        </w:rPr>
+        <w:t xml:space="preserve"> — 한국어 해설: “시계는 보고 하는 소리니?”, 곧 “지금 몇 시인 줄 알아?”. 늦은 시간에 뭔가를 시작하는 가족을 나무라는 말. 마리나가 밤에 숙제를 꺼낸 아들에게. 장면 4.</w:t>
+      </w:r>
+    </w:p>
+    <w:p>
+      <w:pPr>
+        <w:spacing w:before="0" w:after="120"/>
+      </w:pPr>
+      <w:r>
+        <w:rPr>
+          <w:rFonts w:ascii="Times New Roman" w:hAnsi="Times New Roman" w:eastAsia="Malgun Gothic"/>
+          <w:b/>
+          <w:i w:val="0"/>
+          <w:sz w:val="22"/>
+        </w:rPr>
+        <w:t>«А раньше чем думал?»</w:t>
+      </w:r>
+      <w:r>
+        <w:rPr>
+          <w:rFonts w:ascii="Times New Roman" w:hAnsi="Times New Roman" w:eastAsia="Malgun Gothic"/>
+          <w:b w:val="0"/>
+          <w:i w:val="0"/>
+          <w:sz w:val="22"/>
+        </w:rPr>
+        <w:t xml:space="preserve"> — 한국어 해설: “진작 좀 생각하지 그랬어?”. 일을 미뤄 두었다가 막판에 서두르는 사람에게 하는 전형적인 부모의 핀잔. 장면 4.</w:t>
+      </w:r>
+    </w:p>
+    <w:p>
+      <w:pPr>
+        <w:spacing w:before="0" w:after="120"/>
+      </w:pPr>
+      <w:r>
+        <w:rPr>
+          <w:rFonts w:ascii="Times New Roman" w:hAnsi="Times New Roman" w:eastAsia="Malgun Gothic"/>
+          <w:b/>
+          <w:i w:val="0"/>
+          <w:sz w:val="22"/>
+        </w:rPr>
+        <w:t>«Маленький не маленький, а котлеты доешь»</w:t>
+      </w:r>
+      <w:r>
+        <w:rPr>
+          <w:rFonts w:ascii="Times New Roman" w:hAnsi="Times New Roman" w:eastAsia="Malgun Gothic"/>
+          <w:b w:val="0"/>
+          <w:i w:val="0"/>
+          <w:sz w:val="22"/>
+        </w:rPr>
+        <w:t xml:space="preserve"> — 한국어 해설: «X не X, а…»는 “~든 아니든, 어쨌든 ~해라”. «Я же не маленький»(“나 애 아니거든”)에 되받아치는 어머니의 말. 장면 4.</w:t>
+      </w:r>
+    </w:p>
+    <w:p>
+      <w:pPr>
+        <w:spacing w:before="0" w:after="120"/>
+      </w:pPr>
+      <w:r>
+        <w:rPr>
+          <w:rFonts w:ascii="Times New Roman" w:hAnsi="Times New Roman" w:eastAsia="Malgun Gothic"/>
+          <w:b/>
+          <w:i w:val="0"/>
+          <w:sz w:val="22"/>
+        </w:rPr>
+        <w:t>«не допросишься»</w:t>
+      </w:r>
+      <w:r>
+        <w:rPr>
+          <w:rFonts w:ascii="Times New Roman" w:hAnsi="Times New Roman" w:eastAsia="Malgun Gothic"/>
+          <w:b w:val="0"/>
+          <w:i w:val="0"/>
+          <w:sz w:val="22"/>
+        </w:rPr>
+        <w:t xml:space="preserve"> — 한국어 해설: “아무리 부탁해도 안 한다, 말을 안 듣는다”. допроситься는 부탁해서 겨우 얻어 내다. 사춘기 아들이 모자를 안 쓴다고 투덜대며. 장면 4.</w:t>
+      </w:r>
+    </w:p>
+    <w:p>
+      <w:pPr>
+        <w:spacing w:before="0" w:after="120"/>
+      </w:pPr>
+      <w:r>
+        <w:rPr>
+          <w:rFonts w:ascii="Times New Roman" w:hAnsi="Times New Roman" w:eastAsia="Malgun Gothic"/>
+          <w:b/>
+          <w:i w:val="0"/>
+          <w:sz w:val="22"/>
+        </w:rPr>
+        <w:t>«Если только полчашки»</w:t>
+      </w:r>
+      <w:r>
+        <w:rPr>
+          <w:rFonts w:ascii="Times New Roman" w:hAnsi="Times New Roman" w:eastAsia="Malgun Gothic"/>
+          <w:b w:val="0"/>
+          <w:i w:val="0"/>
+          <w:sz w:val="22"/>
+        </w:rPr>
+        <w:t xml:space="preserve"> — 한국어 해설: “그럼 반 잔만요”. 권하는 것을 거절하기 미안할 때 조건을 달아 조금만 받는 표현(если только = “~라면 몰라도”). 이리나가 마리나에게. 장면 4.</w:t>
       </w:r>
     </w:p>
     <w:p>
